--- a/docs/report/RubriQ_Report.docx
+++ b/docs/report/RubriQ_Report.docx
@@ -352,7 +352,7 @@
           <w:rFonts w:ascii="Times New Roman" w:hAnsi="Times New Roman"/>
           <w:sz w:val="24"/>
         </w:rPr>
-        <w:t>The implementation is a single Streamlit application backed by SQLite, organised so that all domain logic is free of interface code, and is covered by 584 automated tests.</w:t>
+        <w:t>The implementation is a single Streamlit application backed by SQLite, organised so that all domain logic is free of interface code, and is covered by 626 automated tests.</w:t>
       </w:r>
     </w:p>
     <w:p>
@@ -2566,7 +2566,7 @@
           <w:rFonts w:ascii="Times New Roman" w:hAnsi="Times New Roman"/>
           <w:sz w:val="24"/>
         </w:rPr>
-        <w:t>The rule is worth the discipline for three reasons. The domain becomes testable without a browser, which is why 545 of the project's 584 tests need no interface at all. Access control becomes a property of a function signature — every service function takes the acting user as its first argument and filters the database query by it — rather than something the interface is trusted to do. And if Streamlit ever became the limiting factor, the interface could be replaced without rewriting the system.</w:t>
+        <w:t>The rule is worth the discipline for three reasons. The domain becomes testable without a browser, which is why 587 of the project's 626 tests need no interface at all. Access control becomes a property of a function signature — every service function takes the acting user as its first argument and filters the database query by it — rather than something the interface is trusted to do. And if Streamlit ever became the limiting factor, the interface could be replaced without rewriting the system.</w:t>
       </w:r>
     </w:p>
     <w:p>
@@ -3839,7 +3839,7 @@
           <w:rFonts w:ascii="Times New Roman" w:hAnsi="Times New Roman"/>
           <w:sz w:val="24"/>
         </w:rPr>
-        <w:t>The project has 584 automated tests, all passing. They are summarised by area below; the complete run is kept with the source code in docs/test-report.txt.</w:t>
+        <w:t>The project has 626 automated tests, all passing. They are summarised by area below; the complete run is kept with the source code in docs/test-report.txt.</w:t>
       </w:r>
     </w:p>
     <w:tbl>

--- a/docs/report/RubriQ_Report.docx
+++ b/docs/report/RubriQ_Report.docx
@@ -352,7 +352,7 @@
           <w:rFonts w:ascii="Times New Roman" w:hAnsi="Times New Roman"/>
           <w:sz w:val="24"/>
         </w:rPr>
-        <w:t>The implementation is a single Streamlit application backed by SQLite, organised so that all domain logic is free of interface code, and is covered by 626 automated tests.</w:t>
+        <w:t>The implementation is a single Streamlit application backed by SQLite, organised so that all domain logic is free of interface code, and is covered by 628 automated tests.</w:t>
       </w:r>
     </w:p>
     <w:p>
@@ -2566,7 +2566,7 @@
           <w:rFonts w:ascii="Times New Roman" w:hAnsi="Times New Roman"/>
           <w:sz w:val="24"/>
         </w:rPr>
-        <w:t>The rule is worth the discipline for three reasons. The domain becomes testable without a browser, which is why 587 of the project's 626 tests need no interface at all. Access control becomes a property of a function signature — every service function takes the acting user as its first argument and filters the database query by it — rather than something the interface is trusted to do. And if Streamlit ever became the limiting factor, the interface could be replaced without rewriting the system.</w:t>
+        <w:t>The rule is worth the discipline for three reasons. The domain becomes testable without a browser, which is why 589 of the project's 628 tests need no interface at all. Access control becomes a property of a function signature — every service function takes the acting user as its first argument and filters the database query by it — rather than something the interface is trusted to do. And if Streamlit ever became the limiting factor, the interface could be replaced without rewriting the system.</w:t>
       </w:r>
     </w:p>
     <w:p>
@@ -3839,7 +3839,7 @@
           <w:rFonts w:ascii="Times New Roman" w:hAnsi="Times New Roman"/>
           <w:sz w:val="24"/>
         </w:rPr>
-        <w:t>The project has 626 automated tests, all passing. They are summarised by area below; the complete run is kept with the source code in docs/test-report.txt.</w:t>
+        <w:t>The project has 628 automated tests, all passing. They are summarised by area below; the complete run is kept with the source code in docs/test-report.txt.</w:t>
       </w:r>
     </w:p>
     <w:tbl>

--- a/docs/report/RubriQ_Report.docx
+++ b/docs/report/RubriQ_Report.docx
@@ -131,7 +131,7 @@
     </w:p>
     <w:p>
       <w:pPr>
-        <w:spacing w:line="240" w:lineRule="auto" w:before="0" w:after="0"/>
+        <w:spacing w:line="240" w:lineRule="auto" w:before="0" w:after="320"/>
         <w:jc w:val="center"/>
       </w:pPr>
       <w:r>
@@ -141,6 +141,20 @@
           <w:sz w:val="26"/>
         </w:rPr>
         <w:t>(2026 - 2027)</w:t>
+      </w:r>
+    </w:p>
+    <w:p>
+      <w:pPr>
+        <w:spacing w:line="240" w:lineRule="auto" w:before="0" w:after="0"/>
+        <w:jc w:val="center"/>
+      </w:pPr>
+      <w:r>
+        <w:rPr>
+          <w:rFonts w:ascii="Times New Roman" w:hAnsi="Times New Roman"/>
+          <w:b w:val="0"/>
+          <w:sz w:val="22"/>
+        </w:rPr>
+        <w:t>Source code: https://github.com/manthanvs/rubriq</w:t>
       </w:r>
     </w:p>
     <w:p>
@@ -732,6 +746,19 @@
           <w:sz w:val="24"/>
         </w:rPr>
         <w:t>Chapter 2 describes how reviews are conducted at present and why a new system is needed. Chapter 3 sets out the requirements. Chapter 4 gives the design and the diagrams. Chapter 5 describes the implementation module by module. Chapter 6 covers testing, including the defects found during development. Chapter 7 reports the results obtained, and Chapter 8 concludes with the limitations and the scope for future work.</w:t>
+      </w:r>
+    </w:p>
+    <w:p>
+      <w:pPr>
+        <w:spacing w:line="360" w:lineRule="auto"/>
+        <w:jc w:val="both"/>
+      </w:pPr>
+      <w:r>
+        <w:rPr>
+          <w:rFonts w:ascii="Times New Roman" w:hAnsi="Times New Roman"/>
+          <w:sz w:val="24"/>
+        </w:rPr>
+        <w:t>The complete source code, its commit history, and the eight supporting documents this report is assembled from are available at https://github.com/manthanvs/rubriq. The commit history is itself part of the record: each phase of the build is a separate commit, and the defects listed in Chapter 6 can be traced to the commits that fixed them.</w:t>
       </w:r>
     </w:p>
     <w:p>
@@ -6363,6 +6390,21 @@
           <w:rFonts w:ascii="Times New Roman" w:hAnsi="Times New Roman"/>
           <w:sz w:val="24"/>
         </w:rPr>
+        <w:t>RubriQ source code and commit history. https://github.com/manthanvs/rubriq</w:t>
+      </w:r>
+    </w:p>
+    <w:p>
+      <w:pPr>
+        <w:pStyle w:val="ListNumber"/>
+        <w:spacing w:line="360" w:lineRule="auto"/>
+        <w:ind w:left="720"/>
+        <w:jc w:val="both"/>
+      </w:pPr>
+      <w:r>
+        <w:rPr>
+          <w:rFonts w:ascii="Times New Roman" w:hAnsi="Times New Roman"/>
+          <w:sz w:val="24"/>
+        </w:rPr>
         <w:t>Streamlit documentation. https://docs.streamlit.io</w:t>
       </w:r>
     </w:p>

--- a/docs/report/RubriQ_Report.docx
+++ b/docs/report/RubriQ_Report.docx
@@ -389,6 +389,13 @@
       </w:r>
     </w:p>
     <w:p>
+      <w:r>
+        <w:fldChar w:fldCharType="begin"/>
+        <w:instrText xml:space="preserve"> TOC \o "1-2" \h \z \u </w:instrText>
+        <w:fldChar w:fldCharType="separate"/>
+      </w:r>
+    </w:p>
+    <w:p>
       <w:pPr>
         <w:spacing w:line="360" w:lineRule="auto" w:after="40"/>
         <w:ind w:left="720"/>
@@ -507,11 +514,17 @@
     </w:p>
     <w:p>
       <w:r>
+        <w:fldChar w:fldCharType="end"/>
+      </w:r>
+    </w:p>
+    <w:p>
+      <w:r>
         <w:br w:type="page"/>
       </w:r>
     </w:p>
     <w:p>
       <w:pPr>
+        <w:pStyle w:val="Heading1"/>
         <w:keepNext/>
         <w:pageBreakBefore w:val="0"/>
         <w:spacing w:before="280" w:after="120" w:line="360" w:lineRule="auto"/>
@@ -528,6 +541,7 @@
     </w:p>
     <w:p>
       <w:pPr>
+        <w:pStyle w:val="Heading2"/>
         <w:keepNext/>
         <w:pageBreakBefore w:val="0"/>
         <w:spacing w:before="200" w:after="120" w:line="360" w:lineRule="auto"/>
@@ -570,6 +584,7 @@
     </w:p>
     <w:p>
       <w:pPr>
+        <w:pStyle w:val="Heading2"/>
         <w:keepNext/>
         <w:pageBreakBefore w:val="0"/>
         <w:spacing w:before="200" w:after="120" w:line="360" w:lineRule="auto"/>
@@ -721,6 +736,7 @@
     </w:p>
     <w:p>
       <w:pPr>
+        <w:pStyle w:val="Heading2"/>
         <w:keepNext/>
         <w:pageBreakBefore w:val="0"/>
         <w:spacing w:before="200" w:after="120" w:line="360" w:lineRule="auto"/>
@@ -763,6 +779,7 @@
     </w:p>
     <w:p>
       <w:pPr>
+        <w:pStyle w:val="Heading1"/>
         <w:keepNext/>
         <w:pageBreakBefore w:val="0"/>
         <w:spacing w:before="280" w:after="120" w:line="360" w:lineRule="auto"/>
@@ -779,6 +796,7 @@
     </w:p>
     <w:p>
       <w:pPr>
+        <w:pStyle w:val="Heading2"/>
         <w:keepNext/>
         <w:pageBreakBefore w:val="0"/>
         <w:spacing w:before="200" w:after="120" w:line="360" w:lineRule="auto"/>
@@ -924,6 +942,7 @@
     </w:p>
     <w:p>
       <w:pPr>
+        <w:pStyle w:val="Heading2"/>
         <w:keepNext/>
         <w:pageBreakBefore w:val="0"/>
         <w:spacing w:before="200" w:after="120" w:line="360" w:lineRule="auto"/>
@@ -966,6 +985,7 @@
     </w:p>
     <w:p>
       <w:pPr>
+        <w:pStyle w:val="Heading2"/>
         <w:keepNext/>
         <w:pageBreakBefore w:val="0"/>
         <w:spacing w:before="200" w:after="120" w:line="360" w:lineRule="auto"/>
@@ -1008,6 +1028,7 @@
     </w:p>
     <w:p>
       <w:pPr>
+        <w:pStyle w:val="Heading1"/>
         <w:keepNext/>
         <w:pageBreakBefore w:val="0"/>
         <w:spacing w:before="280" w:after="120" w:line="360" w:lineRule="auto"/>
@@ -1024,6 +1045,7 @@
     </w:p>
     <w:p>
       <w:pPr>
+        <w:pStyle w:val="Heading2"/>
         <w:keepNext/>
         <w:pageBreakBefore w:val="0"/>
         <w:spacing w:before="200" w:after="120" w:line="360" w:lineRule="auto"/>
@@ -1559,6 +1581,7 @@
     <w:p/>
     <w:p>
       <w:pPr>
+        <w:pStyle w:val="Heading2"/>
         <w:keepNext/>
         <w:pageBreakBefore w:val="0"/>
         <w:spacing w:before="200" w:after="120" w:line="360" w:lineRule="auto"/>
@@ -1967,6 +1990,7 @@
     <w:p/>
     <w:p>
       <w:pPr>
+        <w:pStyle w:val="Heading2"/>
         <w:keepNext/>
         <w:pageBreakBefore w:val="0"/>
         <w:spacing w:before="200" w:after="120" w:line="360" w:lineRule="auto"/>
@@ -2540,6 +2564,7 @@
     </w:p>
     <w:p>
       <w:pPr>
+        <w:pStyle w:val="Heading1"/>
         <w:keepNext/>
         <w:pageBreakBefore w:val="0"/>
         <w:spacing w:before="280" w:after="120" w:line="360" w:lineRule="auto"/>
@@ -2556,6 +2581,7 @@
     </w:p>
     <w:p>
       <w:pPr>
+        <w:pStyle w:val="Heading2"/>
         <w:keepNext/>
         <w:pageBreakBefore w:val="0"/>
         <w:spacing w:before="200" w:after="120" w:line="360" w:lineRule="auto"/>
@@ -2653,6 +2679,7 @@
     </w:p>
     <w:p>
       <w:pPr>
+        <w:pStyle w:val="Heading2"/>
         <w:keepNext/>
         <w:pageBreakBefore w:val="0"/>
         <w:spacing w:before="200" w:after="120" w:line="360" w:lineRule="auto"/>
@@ -2664,7 +2691,258 @@
           <w:b/>
           <w:sz w:val="28"/>
         </w:rPr>
-        <w:t>4.2 Data model</w:t>
+        <w:t>4.2 Use cases</w:t>
+      </w:r>
+    </w:p>
+    <w:p>
+      <w:pPr>
+        <w:spacing w:line="360" w:lineRule="auto"/>
+        <w:jc w:val="both"/>
+      </w:pPr>
+      <w:r>
+        <w:rPr>
+          <w:rFonts w:ascii="Times New Roman" w:hAnsi="Times New Roman"/>
+          <w:sz w:val="24"/>
+        </w:rPr>
+        <w:t>Two people use the system and they use it for different things. A student reads a rubric, submits work against it, asks a question about it, and later reads the feedback. A faculty member creates the subject, enrols the class, writes and publishes the rubric, runs the evaluation, corrects it, approves it, and exports the result. Signing in is the only thing both do.</w:t>
+      </w:r>
+    </w:p>
+    <w:p>
+      <w:pPr>
+        <w:spacing w:line="360" w:lineRule="auto"/>
+        <w:jc w:val="both"/>
+      </w:pPr>
+      <w:r>
+        <w:rPr>
+          <w:rFonts w:ascii="Times New Roman" w:hAnsi="Times New Roman"/>
+          <w:sz w:val="24"/>
+        </w:rPr>
+        <w:t>The seven shaded cases on the right of the diagram are not features. They are steps that other use cases always include and can never skip: asserting the institute domain before a role is resolved, checking that rubric weights sum to 100 before a version can be published, removing the student's identity before any text reaches the model, checking a quoted span against the submission before a score is stored, applying the lateness rules before a total is written, and recording an audit row for every change. Drawing them separately is deliberate: each one is an invariant, and an invariant that is merely described in prose is one that a later change can quietly remove.</w:t>
+      </w:r>
+    </w:p>
+    <w:p>
+      <w:pPr>
+        <w:keepNext/>
+        <w:spacing w:before="120" w:after="80"/>
+        <w:jc w:val="center"/>
+      </w:pPr>
+      <w:r>
+        <w:drawing>
+          <wp:inline xmlns:a="http://schemas.openxmlformats.org/drawingml/2006/main" xmlns:pic="http://schemas.openxmlformats.org/drawingml/2006/picture">
+            <wp:extent cx="4663440" cy="6002447"/>
+            <wp:docPr id="2" name="Picture 2"/>
+            <wp:cNvGraphicFramePr>
+              <a:graphicFrameLocks noChangeAspect="1"/>
+            </wp:cNvGraphicFramePr>
+            <a:graphic>
+              <a:graphicData uri="http://schemas.openxmlformats.org/drawingml/2006/picture">
+                <pic:pic>
+                  <pic:nvPicPr>
+                    <pic:cNvPr id="0" name="use-case.png"/>
+                    <pic:cNvPicPr/>
+                  </pic:nvPicPr>
+                  <pic:blipFill>
+                    <a:blip r:embed="rId11"/>
+                    <a:stretch>
+                      <a:fillRect/>
+                    </a:stretch>
+                  </pic:blipFill>
+                  <pic:spPr>
+                    <a:xfrm>
+                      <a:off x="0" y="0"/>
+                      <a:ext cx="4663440" cy="6002447"/>
+                    </a:xfrm>
+                    <a:prstGeom prst="rect"/>
+                  </pic:spPr>
+                </pic:pic>
+              </a:graphicData>
+            </a:graphic>
+          </wp:inline>
+        </w:drawing>
+      </w:r>
+    </w:p>
+    <w:p>
+      <w:pPr>
+        <w:spacing w:line="240" w:lineRule="auto" w:after="200"/>
+        <w:jc w:val="center"/>
+      </w:pPr>
+      <w:r>
+        <w:rPr>
+          <w:rFonts w:ascii="Times New Roman" w:hAnsi="Times New Roman"/>
+          <w:i/>
+          <w:sz w:val="22"/>
+        </w:rPr>
+        <w:t>Fig. 4.2 — Use-case diagram</w:t>
+      </w:r>
+    </w:p>
+    <w:p>
+      <w:pPr>
+        <w:pStyle w:val="Heading2"/>
+        <w:keepNext/>
+        <w:pageBreakBefore w:val="0"/>
+        <w:spacing w:before="200" w:after="120" w:line="360" w:lineRule="auto"/>
+        <w:jc w:val="left"/>
+      </w:pPr>
+      <w:r>
+        <w:rPr>
+          <w:rFonts w:ascii="Times New Roman" w:hAnsi="Times New Roman"/>
+          <w:b/>
+          <w:sz w:val="28"/>
+        </w:rPr>
+        <w:t>4.3 Data flow</w:t>
+      </w:r>
+    </w:p>
+    <w:p>
+      <w:pPr>
+        <w:spacing w:line="360" w:lineRule="auto"/>
+        <w:jc w:val="both"/>
+      </w:pPr>
+      <w:r>
+        <w:rPr>
+          <w:rFonts w:ascii="Times New Roman" w:hAnsi="Times New Roman"/>
+          <w:sz w:val="24"/>
+        </w:rPr>
+        <w:t>At the context level the system is a single process with four things outside it: the student, the faculty member, Google's sign-in service, and the language model. Two properties of that boundary are worth stating because they are design decisions rather than consequences. Nothing identifying crosses it on the way to the model — the arrow carries rubric text and submission text with the name, PRN and email already removed. And everything that comes back is an estimate; it becomes a mark only after a named person approves it inside the boundary.</w:t>
+      </w:r>
+    </w:p>
+    <w:p>
+      <w:pPr>
+        <w:spacing w:line="360" w:lineRule="auto"/>
+        <w:jc w:val="both"/>
+      </w:pPr>
+      <w:r>
+        <w:rPr>
+          <w:rFonts w:ascii="Times New Roman" w:hAnsi="Times New Roman"/>
+          <w:sz w:val="24"/>
+        </w:rPr>
+        <w:t>Opening that process up gives seven sub-processes and six data stores. The evaluation process, 5.0, is the one to read closely. It reads the rubric store and the submission store and writes to neither, and it has no path at all to the user store or the subject store. That is what the constraint “the graph has no tools” means in practice: the evaluation receives a rubric and a block of text as input and returns structured output, and there is no route by which it could query the database for anything else. Process 6.0 is likewise the only writer of a total — the others produce verdicts and answers, and the arithmetic happens in one place.</w:t>
+      </w:r>
+    </w:p>
+    <w:p>
+      <w:pPr>
+        <w:keepNext/>
+        <w:spacing w:before="120" w:after="80"/>
+        <w:jc w:val="center"/>
+      </w:pPr>
+      <w:r>
+        <w:drawing>
+          <wp:inline xmlns:a="http://schemas.openxmlformats.org/drawingml/2006/main" xmlns:pic="http://schemas.openxmlformats.org/drawingml/2006/picture">
+            <wp:extent cx="5394960" cy="3716528"/>
+            <wp:docPr id="3" name="Picture 3"/>
+            <wp:cNvGraphicFramePr>
+              <a:graphicFrameLocks noChangeAspect="1"/>
+            </wp:cNvGraphicFramePr>
+            <a:graphic>
+              <a:graphicData uri="http://schemas.openxmlformats.org/drawingml/2006/picture">
+                <pic:pic>
+                  <pic:nvPicPr>
+                    <pic:cNvPr id="0" name="dfd-l0.png"/>
+                    <pic:cNvPicPr/>
+                  </pic:nvPicPr>
+                  <pic:blipFill>
+                    <a:blip r:embed="rId12"/>
+                    <a:stretch>
+                      <a:fillRect/>
+                    </a:stretch>
+                  </pic:blipFill>
+                  <pic:spPr>
+                    <a:xfrm>
+                      <a:off x="0" y="0"/>
+                      <a:ext cx="5394960" cy="3716528"/>
+                    </a:xfrm>
+                    <a:prstGeom prst="rect"/>
+                  </pic:spPr>
+                </pic:pic>
+              </a:graphicData>
+            </a:graphic>
+          </wp:inline>
+        </w:drawing>
+      </w:r>
+    </w:p>
+    <w:p>
+      <w:pPr>
+        <w:spacing w:line="240" w:lineRule="auto" w:after="200"/>
+        <w:jc w:val="center"/>
+      </w:pPr>
+      <w:r>
+        <w:rPr>
+          <w:rFonts w:ascii="Times New Roman" w:hAnsi="Times New Roman"/>
+          <w:i/>
+          <w:sz w:val="22"/>
+        </w:rPr>
+        <w:t>Fig. 4.3 — Data flow diagram, level 0 (context)</w:t>
+      </w:r>
+    </w:p>
+    <w:p>
+      <w:pPr>
+        <w:keepNext/>
+        <w:spacing w:before="120" w:after="80"/>
+        <w:jc w:val="center"/>
+      </w:pPr>
+      <w:r>
+        <w:drawing>
+          <wp:inline xmlns:a="http://schemas.openxmlformats.org/drawingml/2006/main" xmlns:pic="http://schemas.openxmlformats.org/drawingml/2006/picture">
+            <wp:extent cx="4754880" cy="6258975"/>
+            <wp:docPr id="4" name="Picture 4"/>
+            <wp:cNvGraphicFramePr>
+              <a:graphicFrameLocks noChangeAspect="1"/>
+            </wp:cNvGraphicFramePr>
+            <a:graphic>
+              <a:graphicData uri="http://schemas.openxmlformats.org/drawingml/2006/picture">
+                <pic:pic>
+                  <pic:nvPicPr>
+                    <pic:cNvPr id="0" name="dfd-l1.png"/>
+                    <pic:cNvPicPr/>
+                  </pic:nvPicPr>
+                  <pic:blipFill>
+                    <a:blip r:embed="rId13"/>
+                    <a:stretch>
+                      <a:fillRect/>
+                    </a:stretch>
+                  </pic:blipFill>
+                  <pic:spPr>
+                    <a:xfrm>
+                      <a:off x="0" y="0"/>
+                      <a:ext cx="4754880" cy="6258975"/>
+                    </a:xfrm>
+                    <a:prstGeom prst="rect"/>
+                  </pic:spPr>
+                </pic:pic>
+              </a:graphicData>
+            </a:graphic>
+          </wp:inline>
+        </w:drawing>
+      </w:r>
+    </w:p>
+    <w:p>
+      <w:pPr>
+        <w:spacing w:line="240" w:lineRule="auto" w:after="200"/>
+        <w:jc w:val="center"/>
+      </w:pPr>
+      <w:r>
+        <w:rPr>
+          <w:rFonts w:ascii="Times New Roman" w:hAnsi="Times New Roman"/>
+          <w:i/>
+          <w:sz w:val="22"/>
+        </w:rPr>
+        <w:t>Fig. 4.4 — Data flow diagram, level 1</w:t>
+      </w:r>
+    </w:p>
+    <w:p>
+      <w:pPr>
+        <w:pStyle w:val="Heading2"/>
+        <w:keepNext/>
+        <w:pageBreakBefore w:val="0"/>
+        <w:spacing w:before="200" w:after="120" w:line="360" w:lineRule="auto"/>
+        <w:jc w:val="left"/>
+      </w:pPr>
+      <w:r>
+        <w:rPr>
+          <w:rFonts w:ascii="Times New Roman" w:hAnsi="Times New Roman"/>
+          <w:b/>
+          <w:sz w:val="28"/>
+        </w:rPr>
+        <w:t>4.4 Data model</w:t>
       </w:r>
     </w:p>
     <w:p>
@@ -2690,7 +2968,7 @@
         <w:drawing>
           <wp:inline xmlns:a="http://schemas.openxmlformats.org/drawingml/2006/main" xmlns:pic="http://schemas.openxmlformats.org/drawingml/2006/picture">
             <wp:extent cx="5394960" cy="4675631"/>
-            <wp:docPr id="2" name="Picture 2"/>
+            <wp:docPr id="5" name="Picture 5"/>
             <wp:cNvGraphicFramePr>
               <a:graphicFrameLocks noChangeAspect="1"/>
             </wp:cNvGraphicFramePr>
@@ -2702,7 +2980,7 @@
                     <pic:cNvPicPr/>
                   </pic:nvPicPr>
                   <pic:blipFill>
-                    <a:blip r:embed="rId11"/>
+                    <a:blip r:embed="rId14"/>
                     <a:stretch>
                       <a:fillRect/>
                     </a:stretch>
@@ -2732,11 +3010,12 @@
           <w:i/>
           <w:sz w:val="22"/>
         </w:rPr>
-        <w:t>Fig. 4.2 — Entity–relationship overview</w:t>
+        <w:t>Fig. 4.5 — Entity–relationship overview</w:t>
       </w:r>
     </w:p>
     <w:p>
       <w:pPr>
+        <w:pStyle w:val="Heading2"/>
         <w:keepNext/>
         <w:pageBreakBefore w:val="0"/>
         <w:spacing w:before="200" w:after="120" w:line="360" w:lineRule="auto"/>
@@ -2748,7 +3027,7 @@
           <w:b/>
           <w:sz w:val="28"/>
         </w:rPr>
-        <w:t>4.3 Flow of work</w:t>
+        <w:t>4.5 Flow of work</w:t>
       </w:r>
     </w:p>
     <w:p>
@@ -2761,7 +3040,7 @@
         <w:drawing>
           <wp:inline xmlns:a="http://schemas.openxmlformats.org/drawingml/2006/main" xmlns:pic="http://schemas.openxmlformats.org/drawingml/2006/picture">
             <wp:extent cx="4937760" cy="6473952"/>
-            <wp:docPr id="3" name="Picture 3"/>
+            <wp:docPr id="6" name="Picture 6"/>
             <wp:cNvGraphicFramePr>
               <a:graphicFrameLocks noChangeAspect="1"/>
             </wp:cNvGraphicFramePr>
@@ -2773,7 +3052,7 @@
                     <pic:cNvPicPr/>
                   </pic:nvPicPr>
                   <pic:blipFill>
-                    <a:blip r:embed="rId12"/>
+                    <a:blip r:embed="rId15"/>
                     <a:stretch>
                       <a:fillRect/>
                     </a:stretch>
@@ -2803,11 +3082,12 @@
           <w:i/>
           <w:sz w:val="22"/>
         </w:rPr>
-        <w:t>Fig. 4.3 — Flow of work in RubriQ</w:t>
+        <w:t>Fig. 4.6 — Flow of work in RubriQ</w:t>
       </w:r>
     </w:p>
     <w:p>
       <w:pPr>
+        <w:pStyle w:val="Heading2"/>
         <w:keepNext/>
         <w:pageBreakBefore w:val="0"/>
         <w:spacing w:before="200" w:after="120" w:line="360" w:lineRule="auto"/>
@@ -2819,7 +3099,7 @@
           <w:b/>
           <w:sz w:val="28"/>
         </w:rPr>
-        <w:t>4.4 Scoring</w:t>
+        <w:t>4.6 Scoring</w:t>
       </w:r>
     </w:p>
     <w:p>
@@ -3141,6 +3421,7 @@
     <w:p/>
     <w:p>
       <w:pPr>
+        <w:pStyle w:val="Heading2"/>
         <w:keepNext/>
         <w:pageBreakBefore w:val="0"/>
         <w:spacing w:before="200" w:after="120" w:line="360" w:lineRule="auto"/>
@@ -3152,7 +3433,7 @@
           <w:b/>
           <w:sz w:val="28"/>
         </w:rPr>
-        <w:t>4.5 The AI layer</w:t>
+        <w:t>4.7 The AI layer</w:t>
       </w:r>
     </w:p>
     <w:p>
@@ -3197,6 +3478,62 @@
     <w:p>
       <w:pPr>
         <w:keepNext/>
+        <w:spacing w:before="120" w:after="80"/>
+        <w:jc w:val="center"/>
+      </w:pPr>
+      <w:r>
+        <w:drawing>
+          <wp:inline xmlns:a="http://schemas.openxmlformats.org/drawingml/2006/main" xmlns:pic="http://schemas.openxmlformats.org/drawingml/2006/picture">
+            <wp:extent cx="5120640" cy="4466942"/>
+            <wp:docPr id="7" name="Picture 7"/>
+            <wp:cNvGraphicFramePr>
+              <a:graphicFrameLocks noChangeAspect="1"/>
+            </wp:cNvGraphicFramePr>
+            <a:graphic>
+              <a:graphicData uri="http://schemas.openxmlformats.org/drawingml/2006/picture">
+                <pic:pic>
+                  <pic:nvPicPr>
+                    <pic:cNvPr id="0" name="eval-state.png"/>
+                    <pic:cNvPicPr/>
+                  </pic:nvPicPr>
+                  <pic:blipFill>
+                    <a:blip r:embed="rId16"/>
+                    <a:stretch>
+                      <a:fillRect/>
+                    </a:stretch>
+                  </pic:blipFill>
+                  <pic:spPr>
+                    <a:xfrm>
+                      <a:off x="0" y="0"/>
+                      <a:ext cx="5120640" cy="4466942"/>
+                    </a:xfrm>
+                    <a:prstGeom prst="rect"/>
+                  </pic:spPr>
+                </pic:pic>
+              </a:graphicData>
+            </a:graphic>
+          </wp:inline>
+        </w:drawing>
+      </w:r>
+    </w:p>
+    <w:p>
+      <w:pPr>
+        <w:spacing w:line="240" w:lineRule="auto" w:after="200"/>
+        <w:jc w:val="center"/>
+      </w:pPr>
+      <w:r>
+        <w:rPr>
+          <w:rFonts w:ascii="Times New Roman" w:hAnsi="Times New Roman"/>
+          <w:i/>
+          <w:sz w:val="22"/>
+        </w:rPr>
+        <w:t>Fig. 4.7 — Evaluation state machine, with both failure loops</w:t>
+      </w:r>
+    </w:p>
+    <w:p>
+      <w:pPr>
+        <w:pStyle w:val="Heading2"/>
+        <w:keepNext/>
         <w:pageBreakBefore w:val="0"/>
         <w:spacing w:before="200" w:after="120" w:line="360" w:lineRule="auto"/>
         <w:jc w:val="left"/>
@@ -3207,7 +3544,7 @@
           <w:b/>
           <w:sz w:val="28"/>
         </w:rPr>
-        <w:t>4.6 The evidence guard</w:t>
+        <w:t>4.8 The evidence guard</w:t>
       </w:r>
     </w:p>
     <w:p>
@@ -3251,6 +3588,7 @@
     </w:p>
     <w:p>
       <w:pPr>
+        <w:pStyle w:val="Heading1"/>
         <w:keepNext/>
         <w:pageBreakBefore w:val="0"/>
         <w:spacing w:before="280" w:after="120" w:line="360" w:lineRule="auto"/>
@@ -3267,6 +3605,7 @@
     </w:p>
     <w:p>
       <w:pPr>
+        <w:pStyle w:val="Heading2"/>
         <w:keepNext/>
         <w:pageBreakBefore w:val="0"/>
         <w:spacing w:before="200" w:after="120" w:line="360" w:lineRule="auto"/>
@@ -3713,6 +4052,7 @@
     <w:p/>
     <w:p>
       <w:pPr>
+        <w:pStyle w:val="Heading2"/>
         <w:keepNext/>
         <w:pageBreakBefore w:val="0"/>
         <w:spacing w:before="200" w:after="120" w:line="360" w:lineRule="auto"/>
@@ -3826,6 +4166,7 @@
     </w:p>
     <w:p>
       <w:pPr>
+        <w:pStyle w:val="Heading1"/>
         <w:keepNext/>
         <w:pageBreakBefore w:val="0"/>
         <w:spacing w:before="280" w:after="120" w:line="360" w:lineRule="auto"/>
@@ -3842,6 +4183,7 @@
     </w:p>
     <w:p>
       <w:pPr>
+        <w:pStyle w:val="Heading2"/>
         <w:keepNext/>
         <w:pageBreakBefore w:val="0"/>
         <w:spacing w:before="200" w:after="120" w:line="360" w:lineRule="auto"/>
@@ -4724,6 +5066,7 @@
     <w:p/>
     <w:p>
       <w:pPr>
+        <w:pStyle w:val="Heading2"/>
         <w:keepNext/>
         <w:pageBreakBefore w:val="0"/>
         <w:spacing w:before="200" w:after="120" w:line="360" w:lineRule="auto"/>
@@ -4798,6 +5141,7 @@
     </w:p>
     <w:p>
       <w:pPr>
+        <w:pStyle w:val="Heading2"/>
         <w:keepNext/>
         <w:pageBreakBefore w:val="0"/>
         <w:spacing w:before="200" w:after="120" w:line="360" w:lineRule="auto"/>
@@ -5400,6 +5744,7 @@
     <w:p/>
     <w:p>
       <w:pPr>
+        <w:pStyle w:val="Heading1"/>
         <w:keepNext/>
         <w:pageBreakBefore w:val="0"/>
         <w:spacing w:before="280" w:after="120" w:line="360" w:lineRule="auto"/>
@@ -5745,6 +6090,7 @@
     <w:p/>
     <w:p>
       <w:pPr>
+        <w:pStyle w:val="Heading2"/>
         <w:keepNext/>
         <w:pageBreakBefore w:val="0"/>
         <w:spacing w:before="200" w:after="120" w:line="360" w:lineRule="auto"/>
@@ -5774,6 +6120,7 @@
     </w:p>
     <w:p>
       <w:pPr>
+        <w:pStyle w:val="Heading1"/>
         <w:keepNext/>
         <w:pageBreakBefore w:val="0"/>
         <w:spacing w:before="280" w:after="120" w:line="360" w:lineRule="auto"/>
@@ -5790,6 +6137,7 @@
     </w:p>
     <w:p>
       <w:pPr>
+        <w:pStyle w:val="Heading2"/>
         <w:keepNext/>
         <w:pageBreakBefore w:val="0"/>
         <w:spacing w:before="200" w:after="120" w:line="360" w:lineRule="auto"/>
@@ -5845,6 +6193,7 @@
     </w:p>
     <w:p>
       <w:pPr>
+        <w:pStyle w:val="Heading2"/>
         <w:keepNext/>
         <w:pageBreakBefore w:val="0"/>
         <w:spacing w:before="200" w:after="120" w:line="360" w:lineRule="auto"/>
@@ -6215,6 +6564,7 @@
     <w:p/>
     <w:p>
       <w:pPr>
+        <w:pStyle w:val="Heading2"/>
         <w:keepNext/>
         <w:pageBreakBefore w:val="0"/>
         <w:spacing w:before="200" w:after="120" w:line="360" w:lineRule="auto"/>
@@ -6364,6 +6714,7 @@
     </w:p>
     <w:p>
       <w:pPr>
+        <w:pStyle w:val="Heading1"/>
         <w:keepNext/>
         <w:pageBreakBefore w:val="0"/>
         <w:spacing w:before="280" w:after="120" w:line="360" w:lineRule="auto"/>
@@ -7002,14 +7353,15 @@
     <w:pPr>
       <w:keepNext/>
       <w:keepLines/>
-      <w:spacing w:before="480" w:after="0"/>
+      <w:spacing w:before="480" w:after="0" w:line="360" w:lineRule="auto"/>
+      <w:jc w:val="left"/>
       <w:outlineLvl w:val="0"/>
     </w:pPr>
     <w:rPr>
-      <w:rFonts w:asciiTheme="majorHAnsi" w:eastAsiaTheme="majorEastAsia" w:hAnsiTheme="majorHAnsi" w:cstheme="majorBidi"/>
+      <w:rFonts w:asciiTheme="majorHAnsi" w:eastAsiaTheme="majorEastAsia" w:hAnsiTheme="majorHAnsi" w:cstheme="majorBidi" w:ascii="Times New Roman" w:hAnsi="Times New Roman" w:eastAsia="Times New Roman"/>
       <w:b/>
       <w:bCs/>
-      <w:color w:val="365F91" w:themeColor="accent1" w:themeShade="BF"/>
+      <w:color w:val="000000"/>
       <w:sz w:val="28"/>
       <w:szCs w:val="28"/>
     </w:rPr>
@@ -7026,15 +7378,16 @@
     <w:pPr>
       <w:keepNext/>
       <w:keepLines/>
-      <w:spacing w:before="200" w:after="0"/>
+      <w:spacing w:before="200" w:after="0" w:line="360" w:lineRule="auto"/>
+      <w:jc w:val="left"/>
       <w:outlineLvl w:val="1"/>
     </w:pPr>
     <w:rPr>
-      <w:rFonts w:asciiTheme="majorHAnsi" w:eastAsiaTheme="majorEastAsia" w:hAnsiTheme="majorHAnsi" w:cstheme="majorBidi"/>
+      <w:rFonts w:asciiTheme="majorHAnsi" w:eastAsiaTheme="majorEastAsia" w:hAnsiTheme="majorHAnsi" w:cstheme="majorBidi" w:ascii="Times New Roman" w:hAnsi="Times New Roman" w:eastAsia="Times New Roman"/>
       <w:b/>
       <w:bCs/>
-      <w:color w:val="4F81BD" w:themeColor="accent1"/>
-      <w:sz w:val="26"/>
+      <w:color w:val="000000"/>
+      <w:sz w:val="28"/>
       <w:szCs w:val="26"/>
     </w:rPr>
   </w:style>

--- a/docs/report/RubriQ_Report.docx
+++ b/docs/report/RubriQ_Report.docx
@@ -366,7 +366,7 @@
           <w:rFonts w:ascii="Times New Roman" w:hAnsi="Times New Roman"/>
           <w:sz w:val="24"/>
         </w:rPr>
-        <w:t>The implementation is a single Streamlit application backed by SQLite, organised so that all domain logic is free of interface code, and is covered by 628 automated tests.</w:t>
+        <w:t>The implementation is a single Streamlit application backed by SQLite, organised so that all domain logic is free of interface code, and is covered by 632 automated tests.</w:t>
       </w:r>
     </w:p>
     <w:p>
@@ -2619,7 +2619,7 @@
           <w:rFonts w:ascii="Times New Roman" w:hAnsi="Times New Roman"/>
           <w:sz w:val="24"/>
         </w:rPr>
-        <w:t>The rule is worth the discipline for three reasons. The domain becomes testable without a browser, which is why 589 of the project's 628 tests need no interface at all. Access control becomes a property of a function signature — every service function takes the acting user as its first argument and filters the database query by it — rather than something the interface is trusted to do. And if Streamlit ever became the limiting factor, the interface could be replaced without rewriting the system.</w:t>
+        <w:t>The rule is worth the discipline for three reasons. The domain becomes testable without a browser, which is why 589 of the project's 632 tests need no interface at all. Access control becomes a property of a function signature — every service function takes the acting user as its first argument and filters the database query by it — rather than something the interface is trusted to do. And if Streamlit ever became the limiting factor, the interface could be replaced without rewriting the system.</w:t>
       </w:r>
     </w:p>
     <w:p>
@@ -4208,7 +4208,7 @@
           <w:rFonts w:ascii="Times New Roman" w:hAnsi="Times New Roman"/>
           <w:sz w:val="24"/>
         </w:rPr>
-        <w:t>The project has 628 automated tests, all passing. They are summarised by area below; the complete run is kept with the source code in docs/test-report.txt.</w:t>
+        <w:t>The project has 632 automated tests, all passing. They are summarised by area below; the complete run is kept with the source code in docs/test-report.txt.</w:t>
       </w:r>
     </w:p>
     <w:tbl>

--- a/docs/report/RubriQ_Report.docx
+++ b/docs/report/RubriQ_Report.docx
@@ -366,7 +366,7 @@
           <w:rFonts w:ascii="Times New Roman" w:hAnsi="Times New Roman"/>
           <w:sz w:val="24"/>
         </w:rPr>
-        <w:t>The implementation is a single Streamlit application backed by SQLite, organised so that all domain logic is free of interface code, and is covered by 632 automated tests.</w:t>
+        <w:t>The implementation is a single Streamlit application backed by SQLite, organised so that all domain logic is free of interface code, and is covered by 645 automated tests.</w:t>
       </w:r>
     </w:p>
     <w:p>
@@ -2619,7 +2619,7 @@
           <w:rFonts w:ascii="Times New Roman" w:hAnsi="Times New Roman"/>
           <w:sz w:val="24"/>
         </w:rPr>
-        <w:t>The rule is worth the discipline for three reasons. The domain becomes testable without a browser, which is why 589 of the project's 632 tests need no interface at all. Access control becomes a property of a function signature — every service function takes the acting user as its first argument and filters the database query by it — rather than something the interface is trusted to do. And if Streamlit ever became the limiting factor, the interface could be replaced without rewriting the system.</w:t>
+        <w:t>The rule is worth the discipline for three reasons. The domain becomes testable without a browser, which is why 589 of the project's 645 tests need no interface at all. Access control becomes a property of a function signature — every service function takes the acting user as its first argument and filters the database query by it — rather than something the interface is trusted to do. And if Streamlit ever became the limiting factor, the interface could be replaced without rewriting the system.</w:t>
       </w:r>
     </w:p>
     <w:p>
@@ -4208,7 +4208,7 @@
           <w:rFonts w:ascii="Times New Roman" w:hAnsi="Times New Roman"/>
           <w:sz w:val="24"/>
         </w:rPr>
-        <w:t>The project has 632 automated tests, all passing. They are summarised by area below; the complete run is kept with the source code in docs/test-report.txt.</w:t>
+        <w:t>The project has 645 automated tests, all passing. They are summarised by area below; the complete run is kept with the source code in docs/test-report.txt.</w:t>
       </w:r>
     </w:p>
     <w:tbl>

--- a/docs/report/RubriQ_Report.docx
+++ b/docs/report/RubriQ_Report.docx
@@ -366,7 +366,7 @@
           <w:rFonts w:ascii="Times New Roman" w:hAnsi="Times New Roman"/>
           <w:sz w:val="24"/>
         </w:rPr>
-        <w:t>The implementation is a single Streamlit application backed by SQLite, organised so that all domain logic is free of interface code, and is covered by 645 automated tests.</w:t>
+        <w:t>The implementation is a single Streamlit application backed by SQLite, organised so that all domain logic is free of interface code, and is covered by 646 automated tests.</w:t>
       </w:r>
     </w:p>
     <w:p>
@@ -2619,7 +2619,7 @@
           <w:rFonts w:ascii="Times New Roman" w:hAnsi="Times New Roman"/>
           <w:sz w:val="24"/>
         </w:rPr>
-        <w:t>The rule is worth the discipline for three reasons. The domain becomes testable without a browser, which is why 589 of the project's 645 tests need no interface at all. Access control becomes a property of a function signature — every service function takes the acting user as its first argument and filters the database query by it — rather than something the interface is trusted to do. And if Streamlit ever became the limiting factor, the interface could be replaced without rewriting the system.</w:t>
+        <w:t>The rule is worth the discipline for three reasons. The domain becomes testable without a browser, which is why 589 of the project's 646 tests need no interface at all. Access control becomes a property of a function signature — every service function takes the acting user as its first argument and filters the database query by it — rather than something the interface is trusted to do. And if Streamlit ever became the limiting factor, the interface could be replaced without rewriting the system.</w:t>
       </w:r>
     </w:p>
     <w:p>
@@ -4208,7 +4208,7 @@
           <w:rFonts w:ascii="Times New Roman" w:hAnsi="Times New Roman"/>
           <w:sz w:val="24"/>
         </w:rPr>
-        <w:t>The project has 645 automated tests, all passing. They are summarised by area below; the complete run is kept with the source code in docs/test-report.txt.</w:t>
+        <w:t>The project has 646 automated tests, all passing. They are summarised by area below; the complete run is kept with the source code in docs/test-report.txt.</w:t>
       </w:r>
     </w:p>
     <w:tbl>

--- a/docs/report/RubriQ_Report.docx
+++ b/docs/report/RubriQ_Report.docx
@@ -366,7 +366,7 @@
           <w:rFonts w:ascii="Times New Roman" w:hAnsi="Times New Roman"/>
           <w:sz w:val="24"/>
         </w:rPr>
-        <w:t>The implementation is a single Streamlit application backed by SQLite, organised so that all domain logic is free of interface code, and is covered by 646 automated tests.</w:t>
+        <w:t>The implementation is a single Streamlit application backed by SQLite, organised so that all domain logic is free of interface code, and is covered by 652 automated tests.</w:t>
       </w:r>
     </w:p>
     <w:p>
@@ -2619,7 +2619,7 @@
           <w:rFonts w:ascii="Times New Roman" w:hAnsi="Times New Roman"/>
           <w:sz w:val="24"/>
         </w:rPr>
-        <w:t>The rule is worth the discipline for three reasons. The domain becomes testable without a browser, which is why 589 of the project's 646 tests need no interface at all. Access control becomes a property of a function signature — every service function takes the acting user as its first argument and filters the database query by it — rather than something the interface is trusted to do. And if Streamlit ever became the limiting factor, the interface could be replaced without rewriting the system.</w:t>
+        <w:t>The rule is worth the discipline for three reasons. The domain becomes testable without a browser, which is why 589 of the project's 652 tests need no interface at all. Access control becomes a property of a function signature — every service function takes the acting user as its first argument and filters the database query by it — rather than something the interface is trusted to do. And if Streamlit ever became the limiting factor, the interface could be replaced without rewriting the system.</w:t>
       </w:r>
     </w:p>
     <w:p>
@@ -4208,7 +4208,7 @@
           <w:rFonts w:ascii="Times New Roman" w:hAnsi="Times New Roman"/>
           <w:sz w:val="24"/>
         </w:rPr>
-        <w:t>The project has 646 automated tests, all passing. They are summarised by area below; the complete run is kept with the source code in docs/test-report.txt.</w:t>
+        <w:t>The project has 652 automated tests, all passing. They are summarised by area below; the complete run is kept with the source code in docs/test-report.txt.</w:t>
       </w:r>
     </w:p>
     <w:tbl>

--- a/docs/report/RubriQ_Report.docx
+++ b/docs/report/RubriQ_Report.docx
@@ -366,7 +366,7 @@
           <w:rFonts w:ascii="Times New Roman" w:hAnsi="Times New Roman"/>
           <w:sz w:val="24"/>
         </w:rPr>
-        <w:t>The implementation is a single Streamlit application backed by SQLite, organised so that all domain logic is free of interface code, and is covered by 652 automated tests.</w:t>
+        <w:t>The implementation is a single Streamlit application backed by SQLite, organised so that all domain logic is free of interface code, and is covered by 653 automated tests.</w:t>
       </w:r>
     </w:p>
     <w:p>
@@ -2619,7 +2619,7 @@
           <w:rFonts w:ascii="Times New Roman" w:hAnsi="Times New Roman"/>
           <w:sz w:val="24"/>
         </w:rPr>
-        <w:t>The rule is worth the discipline for three reasons. The domain becomes testable without a browser, which is why 589 of the project's 652 tests need no interface at all. Access control becomes a property of a function signature — every service function takes the acting user as its first argument and filters the database query by it — rather than something the interface is trusted to do. And if Streamlit ever became the limiting factor, the interface could be replaced without rewriting the system.</w:t>
+        <w:t>The rule is worth the discipline for three reasons. The domain becomes testable without a browser, which is why 589 of the project's 653 tests need no interface at all. Access control becomes a property of a function signature — every service function takes the acting user as its first argument and filters the database query by it — rather than something the interface is trusted to do. And if Streamlit ever became the limiting factor, the interface could be replaced without rewriting the system.</w:t>
       </w:r>
     </w:p>
     <w:p>
@@ -4208,7 +4208,7 @@
           <w:rFonts w:ascii="Times New Roman" w:hAnsi="Times New Roman"/>
           <w:sz w:val="24"/>
         </w:rPr>
-        <w:t>The project has 652 automated tests, all passing. They are summarised by area below; the complete run is kept with the source code in docs/test-report.txt.</w:t>
+        <w:t>The project has 653 automated tests, all passing. They are summarised by area below; the complete run is kept with the source code in docs/test-report.txt.</w:t>
       </w:r>
     </w:p>
     <w:tbl>

--- a/docs/report/RubriQ_Report.docx
+++ b/docs/report/RubriQ_Report.docx
@@ -366,7 +366,7 @@
           <w:rFonts w:ascii="Times New Roman" w:hAnsi="Times New Roman"/>
           <w:sz w:val="24"/>
         </w:rPr>
-        <w:t>The implementation is a single Streamlit application backed by SQLite, organised so that all domain logic is free of interface code, and is covered by 653 automated tests.</w:t>
+        <w:t>The implementation is a single Streamlit application backed by SQLite, organised so that all domain logic is free of interface code, and is covered by 657 automated tests.</w:t>
       </w:r>
     </w:p>
     <w:p>
@@ -2619,7 +2619,7 @@
           <w:rFonts w:ascii="Times New Roman" w:hAnsi="Times New Roman"/>
           <w:sz w:val="24"/>
         </w:rPr>
-        <w:t>The rule is worth the discipline for three reasons. The domain becomes testable without a browser, which is why 589 of the project's 653 tests need no interface at all. Access control becomes a property of a function signature — every service function takes the acting user as its first argument and filters the database query by it — rather than something the interface is trusted to do. And if Streamlit ever became the limiting factor, the interface could be replaced without rewriting the system.</w:t>
+        <w:t>The rule is worth the discipline for three reasons. The domain becomes testable without a browser, which is why 589 of the project's 657 tests need no interface at all. Access control becomes a property of a function signature — every service function takes the acting user as its first argument and filters the database query by it — rather than something the interface is trusted to do. And if Streamlit ever became the limiting factor, the interface could be replaced without rewriting the system.</w:t>
       </w:r>
     </w:p>
     <w:p>
@@ -4208,7 +4208,7 @@
           <w:rFonts w:ascii="Times New Roman" w:hAnsi="Times New Roman"/>
           <w:sz w:val="24"/>
         </w:rPr>
-        <w:t>The project has 653 automated tests, all passing. They are summarised by area below; the complete run is kept with the source code in docs/test-report.txt.</w:t>
+        <w:t>The project has 657 automated tests, all passing. They are summarised by area below; the complete run is kept with the source code in docs/test-report.txt.</w:t>
       </w:r>
     </w:p>
     <w:tbl>

--- a/docs/report/RubriQ_Report.docx
+++ b/docs/report/RubriQ_Report.docx
@@ -5769,7 +5769,7 @@
           <w:rFonts w:ascii="Times New Roman" w:hAnsi="Times New Roman"/>
           <w:sz w:val="24"/>
         </w:rPr>
-        <w:t>The system was demonstrated end to end against a seeded cohort of eight students, built by a single command and deliberately uneven: one submission on time, one a day late, one two days late, one four days late and therefore absent, one student who never submitted, one blocked by a mandatory rubric point with no evidence, one with a version history, one granted group submitting as a single entry, and one group request still waiting for approval.</w:t>
+        <w:t>The system was demonstrated end to end against a seeded cohort of sixty-seven students, built by a single command. The people in it are invented: a public repository is no place for a real class list, and the schema has nowhere to put most of what a real one carries. Eight of them are hand-made and deliberately uneven: one submission on time, one a day late, one two days late, one four days late and therefore absent, one student who never submitted, one blocked by a mandatory rubric point with no evidence, one with a version history, one granted group submitting as a single entry, and one group request still waiting for approval.</w:t>
       </w:r>
     </w:p>
     <w:tbl>

--- a/docs/report/RubriQ_Report.docx
+++ b/docs/report/RubriQ_Report.docx
@@ -366,7 +366,7 @@
           <w:rFonts w:ascii="Times New Roman" w:hAnsi="Times New Roman"/>
           <w:sz w:val="24"/>
         </w:rPr>
-        <w:t>The implementation is a single Streamlit application backed by SQLite, organised so that all domain logic is free of interface code, and is covered by 657 automated tests.</w:t>
+        <w:t>The implementation is a single Streamlit application backed by SQLite, organised so that all domain logic is free of interface code, and is covered by 668 automated tests.</w:t>
       </w:r>
     </w:p>
     <w:p>
@@ -2619,7 +2619,7 @@
           <w:rFonts w:ascii="Times New Roman" w:hAnsi="Times New Roman"/>
           <w:sz w:val="24"/>
         </w:rPr>
-        <w:t>The rule is worth the discipline for three reasons. The domain becomes testable without a browser, which is why 589 of the project's 657 tests need no interface at all. Access control becomes a property of a function signature — every service function takes the acting user as its first argument and filters the database query by it — rather than something the interface is trusted to do. And if Streamlit ever became the limiting factor, the interface could be replaced without rewriting the system.</w:t>
+        <w:t>The rule is worth the discipline for three reasons. The domain becomes testable without a browser, which is why 589 of the project's 668 tests need no interface at all. Access control becomes a property of a function signature — every service function takes the acting user as its first argument and filters the database query by it — rather than something the interface is trusted to do. And if Streamlit ever became the limiting factor, the interface could be replaced without rewriting the system.</w:t>
       </w:r>
     </w:p>
     <w:p>
@@ -4208,7 +4208,7 @@
           <w:rFonts w:ascii="Times New Roman" w:hAnsi="Times New Roman"/>
           <w:sz w:val="24"/>
         </w:rPr>
-        <w:t>The project has 657 automated tests, all passing. They are summarised by area below; the complete run is kept with the source code in docs/test-report.txt.</w:t>
+        <w:t>The project has 668 automated tests, all passing. They are summarised by area below; the complete run is kept with the source code in docs/test-report.txt.</w:t>
       </w:r>
     </w:p>
     <w:tbl>

--- a/docs/report/RubriQ_Report.docx
+++ b/docs/report/RubriQ_Report.docx
@@ -366,7 +366,7 @@
           <w:rFonts w:ascii="Times New Roman" w:hAnsi="Times New Roman"/>
           <w:sz w:val="24"/>
         </w:rPr>
-        <w:t>The implementation is a single Streamlit application backed by SQLite, organised so that all domain logic is free of interface code, and is covered by 668 automated tests.</w:t>
+        <w:t>The implementation is a single Streamlit application backed by SQLite, organised so that all domain logic is free of interface code, and is covered by 692 automated tests.</w:t>
       </w:r>
     </w:p>
     <w:p>
@@ -2619,7 +2619,7 @@
           <w:rFonts w:ascii="Times New Roman" w:hAnsi="Times New Roman"/>
           <w:sz w:val="24"/>
         </w:rPr>
-        <w:t>The rule is worth the discipline for three reasons. The domain becomes testable without a browser, which is why 589 of the project's 668 tests need no interface at all. Access control becomes a property of a function signature — every service function takes the acting user as its first argument and filters the database query by it — rather than something the interface is trusted to do. And if Streamlit ever became the limiting factor, the interface could be replaced without rewriting the system.</w:t>
+        <w:t>The rule is worth the discipline for three reasons. The domain becomes testable without a browser, which is why 589 of the project's 692 tests need no interface at all. Access control becomes a property of a function signature — every service function takes the acting user as its first argument and filters the database query by it — rather than something the interface is trusted to do. And if Streamlit ever became the limiting factor, the interface could be replaced without rewriting the system.</w:t>
       </w:r>
     </w:p>
     <w:p>
@@ -4208,7 +4208,7 @@
           <w:rFonts w:ascii="Times New Roman" w:hAnsi="Times New Roman"/>
           <w:sz w:val="24"/>
         </w:rPr>
-        <w:t>The project has 668 automated tests, all passing. They are summarised by area below; the complete run is kept with the source code in docs/test-report.txt.</w:t>
+        <w:t>The project has 692 automated tests, all passing. They are summarised by area below; the complete run is kept with the source code in docs/test-report.txt.</w:t>
       </w:r>
     </w:p>
     <w:tbl>

--- a/docs/report/RubriQ_Report.docx
+++ b/docs/report/RubriQ_Report.docx
@@ -366,7 +366,7 @@
           <w:rFonts w:ascii="Times New Roman" w:hAnsi="Times New Roman"/>
           <w:sz w:val="24"/>
         </w:rPr>
-        <w:t>The implementation is a single Streamlit application backed by SQLite, organised so that all domain logic is free of interface code, and is covered by 692 automated tests.</w:t>
+        <w:t>The implementation is a single Streamlit application backed by SQLite, organised so that all domain logic is free of interface code, and is covered by 696 automated tests.</w:t>
       </w:r>
     </w:p>
     <w:p>
@@ -2619,7 +2619,7 @@
           <w:rFonts w:ascii="Times New Roman" w:hAnsi="Times New Roman"/>
           <w:sz w:val="24"/>
         </w:rPr>
-        <w:t>The rule is worth the discipline for three reasons. The domain becomes testable without a browser, which is why 589 of the project's 692 tests need no interface at all. Access control becomes a property of a function signature — every service function takes the acting user as its first argument and filters the database query by it — rather than something the interface is trusted to do. And if Streamlit ever became the limiting factor, the interface could be replaced without rewriting the system.</w:t>
+        <w:t>The rule is worth the discipline for three reasons. The domain becomes testable without a browser, which is why 589 of the project's 696 tests need no interface at all. Access control becomes a property of a function signature — every service function takes the acting user as its first argument and filters the database query by it — rather than something the interface is trusted to do. And if Streamlit ever became the limiting factor, the interface could be replaced without rewriting the system.</w:t>
       </w:r>
     </w:p>
     <w:p>
@@ -4208,7 +4208,7 @@
           <w:rFonts w:ascii="Times New Roman" w:hAnsi="Times New Roman"/>
           <w:sz w:val="24"/>
         </w:rPr>
-        <w:t>The project has 692 automated tests, all passing. They are summarised by area below; the complete run is kept with the source code in docs/test-report.txt.</w:t>
+        <w:t>The project has 696 automated tests, all passing. They are summarised by area below; the complete run is kept with the source code in docs/test-report.txt.</w:t>
       </w:r>
     </w:p>
     <w:tbl>

--- a/docs/report/RubriQ_Report.docx
+++ b/docs/report/RubriQ_Report.docx
@@ -366,7 +366,7 @@
           <w:rFonts w:ascii="Times New Roman" w:hAnsi="Times New Roman"/>
           <w:sz w:val="24"/>
         </w:rPr>
-        <w:t>The implementation is a single Streamlit application backed by SQLite, organised so that all domain logic is free of interface code, and is covered by 696 automated tests.</w:t>
+        <w:t>The implementation is a single Streamlit application backed by SQLite, organised so that all domain logic is free of interface code, and is covered by 698 automated tests.</w:t>
       </w:r>
     </w:p>
     <w:p>
@@ -2619,7 +2619,7 @@
           <w:rFonts w:ascii="Times New Roman" w:hAnsi="Times New Roman"/>
           <w:sz w:val="24"/>
         </w:rPr>
-        <w:t>The rule is worth the discipline for three reasons. The domain becomes testable without a browser, which is why 589 of the project's 696 tests need no interface at all. Access control becomes a property of a function signature — every service function takes the acting user as its first argument and filters the database query by it — rather than something the interface is trusted to do. And if Streamlit ever became the limiting factor, the interface could be replaced without rewriting the system.</w:t>
+        <w:t>The rule is worth the discipline for three reasons. The domain becomes testable without a browser, which is why 589 of the project's 698 tests need no interface at all. Access control becomes a property of a function signature — every service function takes the acting user as its first argument and filters the database query by it — rather than something the interface is trusted to do. And if Streamlit ever became the limiting factor, the interface could be replaced without rewriting the system.</w:t>
       </w:r>
     </w:p>
     <w:p>
@@ -4208,7 +4208,7 @@
           <w:rFonts w:ascii="Times New Roman" w:hAnsi="Times New Roman"/>
           <w:sz w:val="24"/>
         </w:rPr>
-        <w:t>The project has 696 automated tests, all passing. They are summarised by area below; the complete run is kept with the source code in docs/test-report.txt.</w:t>
+        <w:t>The project has 698 automated tests, all passing. They are summarised by area below; the complete run is kept with the source code in docs/test-report.txt.</w:t>
       </w:r>
     </w:p>
     <w:tbl>

--- a/docs/report/RubriQ_Report.docx
+++ b/docs/report/RubriQ_Report.docx
@@ -5,21 +5,21 @@
     <w:p/>
     <w:p>
       <w:pPr>
-        <w:spacing w:line="240" w:lineRule="auto" w:before="0" w:after="480"/>
+        <w:spacing w:line="240" w:lineRule="auto" w:before="0" w:after="360"/>
         <w:jc w:val="center"/>
       </w:pPr>
       <w:r>
         <w:rPr>
           <w:rFonts w:ascii="Times New Roman" w:hAnsi="Times New Roman"/>
-          <w:b w:val="0"/>
-          <w:sz w:val="28"/>
+          <w:b/>
+          <w:sz w:val="32"/>
         </w:rPr>
-        <w:t>A Mini Project Report on</w:t>
+        <w:t>Mini Project Report</w:t>
       </w:r>
     </w:p>
     <w:p>
       <w:pPr>
-        <w:spacing w:line="240" w:lineRule="auto" w:before="0" w:after="600"/>
+        <w:spacing w:line="240" w:lineRule="auto" w:before="0" w:after="200"/>
         <w:jc w:val="center"/>
       </w:pPr>
       <w:r>
@@ -33,6 +33,20 @@
     </w:p>
     <w:p>
       <w:pPr>
+        <w:spacing w:line="240" w:lineRule="auto" w:before="0" w:after="600"/>
+        <w:jc w:val="center"/>
+      </w:pPr>
+      <w:r>
+        <w:rPr>
+          <w:rFonts w:ascii="Times New Roman" w:hAnsi="Times New Roman"/>
+          <w:b w:val="0"/>
+          <w:sz w:val="24"/>
+        </w:rPr>
+        <w:t>(A Rubric-First Evaluation System with Evidence-Backed AI Scoring and Faculty Approval)</w:t>
+      </w:r>
+    </w:p>
+    <w:p>
+      <w:pPr>
         <w:spacing w:line="240" w:lineRule="auto" w:before="0" w:after="200"/>
         <w:jc w:val="center"/>
       </w:pPr>
@@ -42,7 +56,7 @@
           <w:b w:val="0"/>
           <w:sz w:val="26"/>
         </w:rPr>
-        <w:t>Submitted by</w:t>
+        <w:t>Submitted By</w:t>
       </w:r>
     </w:p>
     <w:p>
@@ -56,7 +70,7 @@
           <w:b/>
           <w:sz w:val="32"/>
         </w:rPr>
-        <w:t>Manthan Sankpal</w:t>
+        <w:t>Mr. Manthan Sankpal</w:t>
       </w:r>
     </w:p>
     <w:p>
@@ -70,12 +84,12 @@
           <w:b w:val="0"/>
           <w:sz w:val="26"/>
         </w:rPr>
-        <w:t>(125M1H064)</w:t>
+        <w:t>PRN No: 125M1H064</w:t>
       </w:r>
     </w:p>
     <w:p>
       <w:pPr>
-        <w:spacing w:line="240" w:lineRule="auto" w:before="0" w:after="200"/>
+        <w:spacing w:line="240" w:lineRule="auto" w:before="0" w:after="160"/>
         <w:jc w:val="center"/>
       </w:pPr>
       <w:r>
@@ -84,26 +98,12 @@
           <w:b w:val="0"/>
           <w:sz w:val="26"/>
         </w:rPr>
-        <w:t>Under the guidance of</w:t>
+        <w:t>Under the Guidance of</w:t>
       </w:r>
     </w:p>
     <w:p>
       <w:pPr>
-        <w:spacing w:line="240" w:lineRule="auto" w:before="0" w:after="800"/>
-        <w:jc w:val="center"/>
-      </w:pPr>
-      <w:r>
-        <w:rPr>
-          <w:rFonts w:ascii="Times New Roman" w:hAnsi="Times New Roman"/>
-          <w:b w:val="0"/>
-          <w:sz w:val="30"/>
-        </w:rPr>
-        <w:t>Prof. Dr. Anjana Arakerimath (HOD)</w:t>
-      </w:r>
-    </w:p>
-    <w:p>
-      <w:pPr>
-        <w:spacing w:line="240" w:lineRule="auto" w:before="0" w:after="160"/>
+        <w:spacing w:line="240" w:lineRule="auto" w:before="0" w:after="80"/>
         <w:jc w:val="center"/>
       </w:pPr>
       <w:r>
@@ -112,35 +112,77 @@
           <w:b/>
           <w:sz w:val="30"/>
         </w:rPr>
-        <w:t>DEPARTMENT OF MCA</w:t>
+        <w:t>Prof. Dr. Anjana Arakerimath</w:t>
       </w:r>
     </w:p>
     <w:p>
       <w:pPr>
-        <w:spacing w:line="240" w:lineRule="auto" w:before="0" w:after="320"/>
+        <w:spacing w:line="240" w:lineRule="auto" w:before="0" w:after="680"/>
+        <w:jc w:val="center"/>
+      </w:pPr>
+      <w:r>
+        <w:rPr>
+          <w:rFonts w:ascii="Times New Roman" w:hAnsi="Times New Roman"/>
+          <w:b w:val="0"/>
+          <w:sz w:val="24"/>
+        </w:rPr>
+        <w:t>Seminar Guide and Head of the Department, MCA</w:t>
+      </w:r>
+    </w:p>
+    <w:p>
+      <w:pPr>
+        <w:spacing w:line="240" w:lineRule="auto" w:before="0" w:after="120"/>
         <w:jc w:val="center"/>
       </w:pPr>
       <w:r>
         <w:rPr>
           <w:rFonts w:ascii="Times New Roman" w:hAnsi="Times New Roman"/>
           <w:b/>
-          <w:sz w:val="24"/>
+          <w:sz w:val="28"/>
         </w:rPr>
-        <w:t>PIMPRI CHINCHWAD COLLEGE OF ENGINEERING SECTOR NO. 26, PRADHIKARAN, NIGDI, PUNE - 44.</w:t>
+        <w:t>Department of Master of Computer Application</w:t>
       </w:r>
     </w:p>
     <w:p>
       <w:pPr>
-        <w:spacing w:line="240" w:lineRule="auto" w:before="0" w:after="320"/>
+        <w:spacing w:line="240" w:lineRule="auto" w:before="0" w:after="80"/>
         <w:jc w:val="center"/>
       </w:pPr>
       <w:r>
         <w:rPr>
           <w:rFonts w:ascii="Times New Roman" w:hAnsi="Times New Roman"/>
           <w:b w:val="0"/>
+          <w:sz w:val="24"/>
+        </w:rPr>
+        <w:t>Pimpri Chinchwad Education Trust's</w:t>
+      </w:r>
+    </w:p>
+    <w:p>
+      <w:pPr>
+        <w:spacing w:line="240" w:lineRule="auto" w:before="0" w:after="360"/>
+        <w:jc w:val="center"/>
+      </w:pPr>
+      <w:r>
+        <w:rPr>
+          <w:rFonts w:ascii="Times New Roman" w:hAnsi="Times New Roman"/>
+          <w:b/>
           <w:sz w:val="26"/>
         </w:rPr>
-        <w:t>(2026 - 2027)</w:t>
+        <w:t>Pimpri Chinchwad College of Engineering</w:t>
+      </w:r>
+    </w:p>
+    <w:p>
+      <w:pPr>
+        <w:spacing w:line="240" w:lineRule="auto" w:before="0" w:after="320"/>
+        <w:jc w:val="center"/>
+      </w:pPr>
+      <w:r>
+        <w:rPr>
+          <w:rFonts w:ascii="Times New Roman" w:hAnsi="Times New Roman"/>
+          <w:b/>
+          <w:sz w:val="26"/>
+        </w:rPr>
+        <w:t>ACADEMIC YEAR 2026-2027</w:t>
       </w:r>
     </w:p>
     <w:p>
@@ -196,7 +238,7 @@
           <w:rFonts w:ascii="Times New Roman" w:hAnsi="Times New Roman"/>
           <w:sz w:val="24"/>
         </w:rPr>
-        <w:t>This is to certify that the Mini Project entitled “RubriQ – AI-Assisted Project Review &amp; Rubric Evaluation System for PCCOE Mentors” has been carried out by Manthan Sankpal (PRN 125M1H064) in partial fulfilment of the requirements for the award of the degree of Master of Computer Applications, Semester III, during the academic year 2026–27.</w:t>
+        <w:t>This is to certify that the project report entitled “RubriQ – AI-Assisted Project Review &amp; Rubric Evaluation System for PCCOE Mentors” being submitted by Manthan Sankpal (125M1H064) is a record of bonafide work carried out by him under the supervision and guidance of Prof. Dr. Anjana Arakerimath in partial fulfilment of the requirement for MCA course of Savitribai Phule Pune University, Pune in the academic year 2026-27.</w:t>
       </w:r>
     </w:p>
     <w:p/>
@@ -215,11 +257,37 @@
       </w:r>
     </w:p>
     <w:p/>
+    <w:p>
+      <w:pPr>
+        <w:spacing w:line="240" w:lineRule="auto" w:after="40"/>
+      </w:pPr>
+      <w:r>
+        <w:rPr>
+          <w:rFonts w:ascii="Times New Roman" w:hAnsi="Times New Roman"/>
+          <w:sz w:val="24"/>
+        </w:rPr>
+        <w:t>Date:</w:t>
+      </w:r>
+    </w:p>
+    <w:p>
+      <w:pPr>
+        <w:spacing w:line="240" w:lineRule="auto" w:after="40"/>
+      </w:pPr>
+      <w:r>
+        <w:rPr>
+          <w:rFonts w:ascii="Times New Roman" w:hAnsi="Times New Roman"/>
+          <w:sz w:val="24"/>
+        </w:rPr>
+        <w:t>Place:</w:t>
+      </w:r>
+    </w:p>
+    <w:p/>
+    <w:p/>
     <w:p/>
     <w:p/>
     <w:p>
       <w:pPr>
-        <w:spacing w:line="240" w:lineRule="auto"/>
+        <w:spacing w:line="240" w:lineRule="auto" w:after="40"/>
       </w:pPr>
       <w:r>
         <w:rPr>
@@ -227,14 +295,20 @@
           <w:b/>
           <w:sz w:val="24"/>
         </w:rPr>
-        <w:t>Guide</w:t>
-        <w:tab/>
-        <w:tab/>
-        <w:tab/>
-        <w:tab/>
-        <w:tab/>
-        <w:tab/>
-        <w:t>Head of the Department</w:t>
+        <w:t>Prof. Dr. Anjana Arakerimath</w:t>
+      </w:r>
+    </w:p>
+    <w:p>
+      <w:pPr>
+        <w:spacing w:line="240" w:lineRule="auto" w:after="40"/>
+      </w:pPr>
+      <w:r>
+        <w:rPr>
+          <w:rFonts w:ascii="Times New Roman" w:hAnsi="Times New Roman"/>
+          <w:b w:val="0"/>
+          <w:sz w:val="24"/>
+        </w:rPr>
+        <w:t>(Seminar Guide and Head of the Department, MCA)</w:t>
       </w:r>
     </w:p>
     <w:p>
@@ -266,7 +340,7 @@
           <w:rFonts w:ascii="Times New Roman" w:hAnsi="Times New Roman"/>
           <w:sz w:val="24"/>
         </w:rPr>
-        <w:t>I would like to thank my guide, Prof. Dr. Anjana Arakerimath, Head of the Department of MCA, for her guidance throughout this project, and for the discussions that shaped what the system does and, just as usefully, what it deliberately does not do.</w:t>
+        <w:t>I express my deepest gratitude to my guide, Prof. Dr. Anjana Arakerimath, Head of the Department of Master of Computer Application, for her valuable guidance, constant encouragement and critical feedback throughout this project. Her advice shaped what the system does and, just as usefully, what it deliberately does not do.</w:t>
       </w:r>
     </w:p>
     <w:p>
@@ -279,7 +353,20 @@
           <w:rFonts w:ascii="Times New Roman" w:hAnsi="Times New Roman"/>
           <w:sz w:val="24"/>
         </w:rPr>
-        <w:t>I am grateful to the Department of MCA at Pimpri Chinchwad College of Engineering for providing the environment and the facilities that made this work possible.</w:t>
+        <w:t>I am profoundly grateful to Dr. G. N. Kulkarni, the Director, and to the management of Pimpri Chinchwad College of Engineering, for providing the infrastructure, computational resources and academic environment in which to carry out this work.</w:t>
+      </w:r>
+    </w:p>
+    <w:p>
+      <w:pPr>
+        <w:spacing w:line="360" w:lineRule="auto"/>
+        <w:jc w:val="both"/>
+      </w:pPr>
+      <w:r>
+        <w:rPr>
+          <w:rFonts w:ascii="Times New Roman" w:hAnsi="Times New Roman"/>
+          <w:sz w:val="24"/>
+        </w:rPr>
+        <w:t>Finally, I would like to thank my family, my peers and the faculty of the department for their support and for the discussions that improved this project along the way.</w:t>
       </w:r>
     </w:p>
     <w:p/>
@@ -385,7 +472,7 @@
           <w:b/>
           <w:sz w:val="32"/>
         </w:rPr>
-        <w:t>CONTENTS</w:t>
+        <w:t>INDEX</w:t>
       </w:r>
     </w:p>
     <w:p>
@@ -431,7 +518,7 @@
           <w:rFonts w:ascii="Times New Roman" w:hAnsi="Times New Roman"/>
           <w:sz w:val="24"/>
         </w:rPr>
-        <w:t>3. Requirement Analysis</w:t>
+        <w:t>3. Scope of Proposed System</w:t>
       </w:r>
     </w:p>
     <w:p>
@@ -444,7 +531,7 @@
           <w:rFonts w:ascii="Times New Roman" w:hAnsi="Times New Roman"/>
           <w:sz w:val="24"/>
         </w:rPr>
-        <w:t>4. System Design</w:t>
+        <w:t>4. Requirement Analysis</w:t>
       </w:r>
     </w:p>
     <w:p>
@@ -457,7 +544,7 @@
           <w:rFonts w:ascii="Times New Roman" w:hAnsi="Times New Roman"/>
           <w:sz w:val="24"/>
         </w:rPr>
-        <w:t>5. Implementation</w:t>
+        <w:t>5. System Architecture and Methodology</w:t>
       </w:r>
     </w:p>
     <w:p>
@@ -470,7 +557,7 @@
           <w:rFonts w:ascii="Times New Roman" w:hAnsi="Times New Roman"/>
           <w:sz w:val="24"/>
         </w:rPr>
-        <w:t>6. Testing</w:t>
+        <w:t>6. Implementation</w:t>
       </w:r>
     </w:p>
     <w:p>
@@ -483,7 +570,7 @@
           <w:rFonts w:ascii="Times New Roman" w:hAnsi="Times New Roman"/>
           <w:sz w:val="24"/>
         </w:rPr>
-        <w:t>7. Results</w:t>
+        <w:t>7. Testing</w:t>
       </w:r>
     </w:p>
     <w:p>
@@ -496,7 +583,7 @@
           <w:rFonts w:ascii="Times New Roman" w:hAnsi="Times New Roman"/>
           <w:sz w:val="24"/>
         </w:rPr>
-        <w:t>8. Conclusion and Future Scope</w:t>
+        <w:t>8. Results</w:t>
       </w:r>
     </w:p>
     <w:p>
@@ -509,7 +596,20 @@
           <w:rFonts w:ascii="Times New Roman" w:hAnsi="Times New Roman"/>
           <w:sz w:val="24"/>
         </w:rPr>
-        <w:t>References</w:t>
+        <w:t>9. Conclusion and Future Scope</w:t>
+      </w:r>
+    </w:p>
+    <w:p>
+      <w:pPr>
+        <w:spacing w:line="360" w:lineRule="auto" w:after="40"/>
+        <w:ind w:left="720"/>
+      </w:pPr>
+      <w:r>
+        <w:rPr>
+          <w:rFonts w:ascii="Times New Roman" w:hAnsi="Times New Roman"/>
+          <w:sz w:val="24"/>
+        </w:rPr>
+        <w:t>10. References</w:t>
       </w:r>
     </w:p>
     <w:p>
@@ -808,7 +908,7 @@
           <w:b/>
           <w:sz w:val="28"/>
         </w:rPr>
-        <w:t>2.1 The existing system</w:t>
+        <w:t>2.1 Working of the existing system</w:t>
       </w:r>
     </w:p>
     <w:p>
@@ -954,7 +1054,7 @@
           <w:b/>
           <w:sz w:val="28"/>
         </w:rPr>
-        <w:t>2.2 Need for the proposed system</w:t>
+        <w:t>2.2 Need for the new system</w:t>
       </w:r>
     </w:p>
     <w:p>
@@ -1040,7 +1140,20 @@
           <w:b/>
           <w:sz w:val="28"/>
         </w:rPr>
-        <w:t>3. Requirement Analysis</w:t>
+        <w:t>3. Scope of Proposed System</w:t>
+      </w:r>
+    </w:p>
+    <w:p>
+      <w:pPr>
+        <w:spacing w:line="360" w:lineRule="auto"/>
+        <w:jc w:val="both"/>
+      </w:pPr>
+      <w:r>
+        <w:rPr>
+          <w:rFonts w:ascii="Times New Roman" w:hAnsi="Times New Roman"/>
+          <w:sz w:val="24"/>
+        </w:rPr>
+        <w:t>The scope below is stated in both directions. What a system deliberately does not do is as much a part of its specification as what it does, and an exclusion that is written down is a decision rather than a gap discovered later.</w:t>
       </w:r>
     </w:p>
     <w:p>
@@ -1057,7 +1170,251 @@
           <w:b/>
           <w:sz w:val="28"/>
         </w:rPr>
-        <w:t>3.1 Functional requirements</w:t>
+        <w:t>3.1 Within scope</w:t>
+      </w:r>
+    </w:p>
+    <w:p>
+      <w:pPr>
+        <w:pStyle w:val="ListBullet"/>
+        <w:spacing w:line="360" w:lineRule="auto"/>
+        <w:ind w:left="720"/>
+        <w:jc w:val="both"/>
+      </w:pPr>
+      <w:r>
+        <w:rPr>
+          <w:rFonts w:ascii="Times New Roman" w:hAnsi="Times New Roman"/>
+          <w:sz w:val="24"/>
+        </w:rPr>
+        <w:t>Faculty author a rubric for each review, with weighted criteria, maximum scores and the evidence each criterion expects, and publish it so that it freezes; editing a published rubric produces a new version and leaves the old one intact for work already marked against it.</w:t>
+      </w:r>
+    </w:p>
+    <w:p>
+      <w:pPr>
+        <w:pStyle w:val="ListBullet"/>
+        <w:spacing w:line="360" w:lineRule="auto"/>
+        <w:ind w:left="720"/>
+        <w:jc w:val="both"/>
+      </w:pPr>
+      <w:r>
+        <w:rPr>
+          <w:rFonts w:ascii="Times New Roman" w:hAnsi="Times New Roman"/>
+          <w:sz w:val="24"/>
+        </w:rPr>
+        <w:t>Students read the published rubric before uploading, submit PDF, DOCX or text files and optionally a repository link, and see what submitting late will cost before they confirm. Every re-upload is a new version and the earlier ones remain retrievable.</w:t>
+      </w:r>
+    </w:p>
+    <w:p>
+      <w:pPr>
+        <w:pStyle w:val="ListBullet"/>
+        <w:spacing w:line="360" w:lineRule="auto"/>
+        <w:ind w:left="720"/>
+        <w:jc w:val="both"/>
+      </w:pPr>
+      <w:r>
+        <w:rPr>
+          <w:rFonts w:ascii="Times New Roman" w:hAnsi="Times New Roman"/>
+          <w:sz w:val="24"/>
+        </w:rPr>
+        <w:t>The system extracts the text of a submission at upload and produces a suggested score for each rubric criterion, together with a line quoted from the submission as evidence and a one-sentence reason.</w:t>
+      </w:r>
+    </w:p>
+    <w:p>
+      <w:pPr>
+        <w:pStyle w:val="ListBullet"/>
+        <w:spacing w:line="360" w:lineRule="auto"/>
+        <w:ind w:left="720"/>
+        <w:jc w:val="both"/>
+      </w:pPr>
+      <w:r>
+        <w:rPr>
+          <w:rFonts w:ascii="Times New Roman" w:hAnsi="Times New Roman"/>
+          <w:sz w:val="24"/>
+        </w:rPr>
+        <w:t>Faculty review those suggestions in a grid, override any of them with a recorded reason, and approve. Nothing is a mark until a named faculty member has approved it, and approval is blocked while a mandatory criterion has no evidence behind it.</w:t>
+      </w:r>
+    </w:p>
+    <w:p>
+      <w:pPr>
+        <w:pStyle w:val="ListBullet"/>
+        <w:spacing w:line="360" w:lineRule="auto"/>
+        <w:ind w:left="720"/>
+        <w:jc w:val="both"/>
+      </w:pPr>
+      <w:r>
+        <w:rPr>
+          <w:rFonts w:ascii="Times New Roman" w:hAnsi="Times New Roman"/>
+          <w:sz w:val="24"/>
+        </w:rPr>
+        <w:t>Late penalties and absence are applied from a configurable rule table computed in program code, and results export to Excel and to a pasteable form carrying the same numbers as the screen.</w:t>
+      </w:r>
+    </w:p>
+    <w:p>
+      <w:pPr>
+        <w:pStyle w:val="ListBullet"/>
+        <w:spacing w:line="360" w:lineRule="auto"/>
+        <w:ind w:left="720"/>
+        <w:jc w:val="both"/>
+      </w:pPr>
+      <w:r>
+        <w:rPr>
+          <w:rFonts w:ascii="Times New Roman" w:hAnsi="Times New Roman"/>
+          <w:sz w:val="24"/>
+        </w:rPr>
+        <w:t>Project groups exist where a faculty member has granted them, and a member of a granted group may be marked apart from it with a recorded reason. Students may ask questions scoped to one review, which are answered from the rubric or escalated to the guide unanswered.</w:t>
+      </w:r>
+    </w:p>
+    <w:p>
+      <w:pPr>
+        <w:pStyle w:val="Heading2"/>
+        <w:keepNext/>
+        <w:pageBreakBefore w:val="0"/>
+        <w:spacing w:before="200" w:after="120" w:line="360" w:lineRule="auto"/>
+        <w:jc w:val="left"/>
+      </w:pPr>
+      <w:r>
+        <w:rPr>
+          <w:rFonts w:ascii="Times New Roman" w:hAnsi="Times New Roman"/>
+          <w:b/>
+          <w:sz w:val="28"/>
+        </w:rPr>
+        <w:t>3.2 Outside scope</w:t>
+      </w:r>
+    </w:p>
+    <w:p>
+      <w:pPr>
+        <w:pStyle w:val="ListBullet"/>
+        <w:spacing w:line="360" w:lineRule="auto"/>
+        <w:ind w:left="720"/>
+        <w:jc w:val="both"/>
+      </w:pPr>
+      <w:r>
+        <w:rPr>
+          <w:rFonts w:ascii="Times New Roman" w:hAnsi="Times New Roman"/>
+          <w:sz w:val="24"/>
+        </w:rPr>
+        <w:t>Plagiarism detection, and any comparison of one submission against another or against external sources.</w:t>
+      </w:r>
+    </w:p>
+    <w:p>
+      <w:pPr>
+        <w:pStyle w:val="ListBullet"/>
+        <w:spacing w:line="360" w:lineRule="auto"/>
+        <w:ind w:left="720"/>
+        <w:jc w:val="both"/>
+      </w:pPr>
+      <w:r>
+        <w:rPr>
+          <w:rFonts w:ascii="Times New Roman" w:hAnsi="Times New Roman"/>
+          <w:sz w:val="24"/>
+        </w:rPr>
+        <w:t>Executing, compiling or testing submitted code. A repository link is recorded and shown but never fetched, so nothing is judged that the system has not read.</w:t>
+      </w:r>
+    </w:p>
+    <w:p>
+      <w:pPr>
+        <w:pStyle w:val="ListBullet"/>
+        <w:spacing w:line="360" w:lineRule="auto"/>
+        <w:ind w:left="720"/>
+        <w:jc w:val="both"/>
+      </w:pPr>
+      <w:r>
+        <w:rPr>
+          <w:rFonts w:ascii="Times New Roman" w:hAnsi="Times New Roman"/>
+          <w:sz w:val="24"/>
+        </w:rPr>
+        <w:t>A mobile application, and integration with any learning-management system or university portal.</w:t>
+      </w:r>
+    </w:p>
+    <w:p>
+      <w:pPr>
+        <w:pStyle w:val="ListBullet"/>
+        <w:spacing w:line="360" w:lineRule="auto"/>
+        <w:ind w:left="720"/>
+        <w:jc w:val="both"/>
+      </w:pPr>
+      <w:r>
+        <w:rPr>
+          <w:rFonts w:ascii="Times New Roman" w:hAnsi="Times New Roman"/>
+          <w:sz w:val="24"/>
+        </w:rPr>
+        <w:t>Multiple institutions in one deployment. The system assumes a single institute and a single email domain.</w:t>
+      </w:r>
+    </w:p>
+    <w:p>
+      <w:pPr>
+        <w:pStyle w:val="ListBullet"/>
+        <w:spacing w:line="360" w:lineRule="auto"/>
+        <w:ind w:left="720"/>
+        <w:jc w:val="both"/>
+      </w:pPr>
+      <w:r>
+        <w:rPr>
+          <w:rFonts w:ascii="Times New Roman" w:hAnsi="Times New Roman"/>
+          <w:sz w:val="24"/>
+        </w:rPr>
+        <w:t>Real-time collaborative editing of a rubric or a score sheet by two people at once.</w:t>
+      </w:r>
+    </w:p>
+    <w:p>
+      <w:pPr>
+        <w:pStyle w:val="ListBullet"/>
+        <w:spacing w:line="360" w:lineRule="auto"/>
+        <w:ind w:left="720"/>
+        <w:jc w:val="both"/>
+      </w:pPr>
+      <w:r>
+        <w:rPr>
+          <w:rFonts w:ascii="Times New Roman" w:hAnsi="Times New Roman"/>
+          <w:sz w:val="24"/>
+        </w:rPr>
+        <w:t>Production hosting of real student data, which is a decision for the institution rather than for this project.</w:t>
+      </w:r>
+    </w:p>
+    <w:p>
+      <w:pPr>
+        <w:spacing w:line="360" w:lineRule="auto"/>
+        <w:jc w:val="both"/>
+      </w:pPr>
+      <w:r>
+        <w:rPr>
+          <w:rFonts w:ascii="Times New Roman" w:hAnsi="Times New Roman"/>
+          <w:sz w:val="24"/>
+        </w:rPr>
+        <w:t>Each exclusion above is a decision rather than an omission, and each is recorded with its reason in the project's design notes. The repository link is the clearest example: fetching a repository would require a network connection at upload time and would invite the system to judge code it had never read, which the evidence check could not then verify a quotation against.</w:t>
+      </w:r>
+    </w:p>
+    <w:p>
+      <w:pPr>
+        <w:pStyle w:val="Heading1"/>
+        <w:keepNext/>
+        <w:pageBreakBefore w:val="0"/>
+        <w:spacing w:before="280" w:after="120" w:line="360" w:lineRule="auto"/>
+        <w:jc w:val="left"/>
+      </w:pPr>
+      <w:r>
+        <w:rPr>
+          <w:rFonts w:ascii="Times New Roman" w:hAnsi="Times New Roman"/>
+          <w:b/>
+          <w:sz w:val="28"/>
+        </w:rPr>
+        <w:t>4. Requirement Analysis</w:t>
+      </w:r>
+    </w:p>
+    <w:p>
+      <w:pPr>
+        <w:pStyle w:val="Heading2"/>
+        <w:keepNext/>
+        <w:pageBreakBefore w:val="0"/>
+        <w:spacing w:before="200" w:after="120" w:line="360" w:lineRule="auto"/>
+        <w:jc w:val="left"/>
+      </w:pPr>
+      <w:r>
+        <w:rPr>
+          <w:rFonts w:ascii="Times New Roman" w:hAnsi="Times New Roman"/>
+          <w:b/>
+          <w:sz w:val="28"/>
+        </w:rPr>
+        <w:t>4.1 Functional requirements</w:t>
       </w:r>
     </w:p>
     <w:p>
@@ -1593,7 +1950,7 @@
           <w:b/>
           <w:sz w:val="28"/>
         </w:rPr>
-        <w:t>3.2 Non-functional requirements</w:t>
+        <w:t>4.2 Non-functional requirements</w:t>
       </w:r>
     </w:p>
     <w:tbl>
@@ -2002,7 +2359,7 @@
           <w:b/>
           <w:sz w:val="28"/>
         </w:rPr>
-        <w:t>3.3 Software requirements</w:t>
+        <w:t>4.3 Software requirements</w:t>
       </w:r>
     </w:p>
     <w:tbl>
@@ -2551,6 +2908,23 @@
     <w:p/>
     <w:p>
       <w:pPr>
+        <w:pStyle w:val="Heading2"/>
+        <w:keepNext/>
+        <w:pageBreakBefore w:val="0"/>
+        <w:spacing w:before="200" w:after="120" w:line="360" w:lineRule="auto"/>
+        <w:jc w:val="left"/>
+      </w:pPr>
+      <w:r>
+        <w:rPr>
+          <w:rFonts w:ascii="Times New Roman" w:hAnsi="Times New Roman"/>
+          <w:b/>
+          <w:sz w:val="28"/>
+        </w:rPr>
+        <w:t>4.4 Hardware requirements</w:t>
+      </w:r>
+    </w:p>
+    <w:p>
+      <w:pPr>
         <w:spacing w:line="360" w:lineRule="auto"/>
         <w:jc w:val="both"/>
       </w:pPr>
@@ -2562,12 +2936,290 @@
         <w:t>No special hardware is required. A laptop with 8 GB of RAM is sufficient. An internet connection is needed for sign-in and for AI evaluation; every other feature works without one.</w:t>
       </w:r>
     </w:p>
+    <w:tbl>
+      <w:tblPr>
+        <w:tblStyle w:val="TableGrid"/>
+        <w:tblW w:type="auto" w:w="0"/>
+        <w:tblLook w:firstColumn="1" w:firstRow="1" w:lastColumn="0" w:lastRow="0" w:noHBand="0" w:noVBand="1" w:val="04A0"/>
+      </w:tblPr>
+      <w:tblGrid>
+        <w:gridCol w:w="4536"/>
+        <w:gridCol w:w="4536"/>
+      </w:tblGrid>
+      <w:tr>
+        <w:tc>
+          <w:tcPr>
+            <w:tcW w:type="dxa" w:w="2160"/>
+          </w:tcPr>
+          <w:p>
+            <w:pPr>
+              <w:spacing w:line="240" w:lineRule="auto" w:after="40"/>
+            </w:pPr>
+            <w:r>
+              <w:rPr>
+                <w:rFonts w:ascii="Times New Roman" w:hAnsi="Times New Roman"/>
+                <w:b/>
+                <w:sz w:val="22"/>
+              </w:rPr>
+              <w:t>Item</w:t>
+            </w:r>
+          </w:p>
+        </w:tc>
+        <w:tc>
+          <w:tcPr>
+            <w:tcW w:type="dxa" w:w="6336"/>
+          </w:tcPr>
+          <w:p>
+            <w:pPr>
+              <w:spacing w:line="240" w:lineRule="auto" w:after="40"/>
+            </w:pPr>
+            <w:r>
+              <w:rPr>
+                <w:rFonts w:ascii="Times New Roman" w:hAnsi="Times New Roman"/>
+                <w:b/>
+                <w:sz w:val="22"/>
+              </w:rPr>
+              <w:t>Requirement</w:t>
+            </w:r>
+          </w:p>
+        </w:tc>
+      </w:tr>
+      <w:tr>
+        <w:tc>
+          <w:tcPr>
+            <w:tcW w:type="dxa" w:w="2160"/>
+          </w:tcPr>
+          <w:p>
+            <w:pPr>
+              <w:spacing w:line="240" w:lineRule="auto" w:after="40"/>
+            </w:pPr>
+            <w:r>
+              <w:rPr>
+                <w:rFonts w:ascii="Times New Roman" w:hAnsi="Times New Roman"/>
+                <w:b w:val="0"/>
+                <w:sz w:val="22"/>
+              </w:rPr>
+              <w:t>Processor</w:t>
+            </w:r>
+          </w:p>
+        </w:tc>
+        <w:tc>
+          <w:tcPr>
+            <w:tcW w:type="dxa" w:w="6336"/>
+          </w:tcPr>
+          <w:p>
+            <w:pPr>
+              <w:spacing w:line="240" w:lineRule="auto" w:after="40"/>
+            </w:pPr>
+            <w:r>
+              <w:rPr>
+                <w:rFonts w:ascii="Times New Roman" w:hAnsi="Times New Roman"/>
+                <w:b w:val="0"/>
+                <w:sz w:val="22"/>
+              </w:rPr>
+              <w:t>Any dual-core processor; developed on an x86-64 laptop</w:t>
+            </w:r>
+          </w:p>
+        </w:tc>
+      </w:tr>
+      <w:tr>
+        <w:tc>
+          <w:tcPr>
+            <w:tcW w:type="dxa" w:w="2160"/>
+          </w:tcPr>
+          <w:p>
+            <w:pPr>
+              <w:spacing w:line="240" w:lineRule="auto" w:after="40"/>
+            </w:pPr>
+            <w:r>
+              <w:rPr>
+                <w:rFonts w:ascii="Times New Roman" w:hAnsi="Times New Roman"/>
+                <w:b w:val="0"/>
+                <w:sz w:val="22"/>
+              </w:rPr>
+              <w:t>Memory</w:t>
+            </w:r>
+          </w:p>
+        </w:tc>
+        <w:tc>
+          <w:tcPr>
+            <w:tcW w:type="dxa" w:w="6336"/>
+          </w:tcPr>
+          <w:p>
+            <w:pPr>
+              <w:spacing w:line="240" w:lineRule="auto" w:after="40"/>
+            </w:pPr>
+            <w:r>
+              <w:rPr>
+                <w:rFonts w:ascii="Times New Roman" w:hAnsi="Times New Roman"/>
+                <w:b w:val="0"/>
+                <w:sz w:val="22"/>
+              </w:rPr>
+              <w:t>8 GB RAM is sufficient</w:t>
+            </w:r>
+          </w:p>
+        </w:tc>
+      </w:tr>
+      <w:tr>
+        <w:tc>
+          <w:tcPr>
+            <w:tcW w:type="dxa" w:w="2160"/>
+          </w:tcPr>
+          <w:p>
+            <w:pPr>
+              <w:spacing w:line="240" w:lineRule="auto" w:after="40"/>
+            </w:pPr>
+            <w:r>
+              <w:rPr>
+                <w:rFonts w:ascii="Times New Roman" w:hAnsi="Times New Roman"/>
+                <w:b w:val="0"/>
+                <w:sz w:val="22"/>
+              </w:rPr>
+              <w:t>Storage</w:t>
+            </w:r>
+          </w:p>
+        </w:tc>
+        <w:tc>
+          <w:tcPr>
+            <w:tcW w:type="dxa" w:w="6336"/>
+          </w:tcPr>
+          <w:p>
+            <w:pPr>
+              <w:spacing w:line="240" w:lineRule="auto" w:after="40"/>
+            </w:pPr>
+            <w:r>
+              <w:rPr>
+                <w:rFonts w:ascii="Times New Roman" w:hAnsi="Times New Roman"/>
+                <w:b w:val="0"/>
+                <w:sz w:val="22"/>
+              </w:rPr>
+              <w:t>500 MB for the application, its database and uploaded files</w:t>
+            </w:r>
+          </w:p>
+        </w:tc>
+      </w:tr>
+      <w:tr>
+        <w:tc>
+          <w:tcPr>
+            <w:tcW w:type="dxa" w:w="2160"/>
+          </w:tcPr>
+          <w:p>
+            <w:pPr>
+              <w:spacing w:line="240" w:lineRule="auto" w:after="40"/>
+            </w:pPr>
+            <w:r>
+              <w:rPr>
+                <w:rFonts w:ascii="Times New Roman" w:hAnsi="Times New Roman"/>
+                <w:b w:val="0"/>
+                <w:sz w:val="22"/>
+              </w:rPr>
+              <w:t>Display</w:t>
+            </w:r>
+          </w:p>
+        </w:tc>
+        <w:tc>
+          <w:tcPr>
+            <w:tcW w:type="dxa" w:w="6336"/>
+          </w:tcPr>
+          <w:p>
+            <w:pPr>
+              <w:spacing w:line="240" w:lineRule="auto" w:after="40"/>
+            </w:pPr>
+            <w:r>
+              <w:rPr>
+                <w:rFonts w:ascii="Times New Roman" w:hAnsi="Times New Roman"/>
+                <w:b w:val="0"/>
+                <w:sz w:val="22"/>
+              </w:rPr>
+              <w:t>1366 × 768 or larger; the review grid is a wide table</w:t>
+            </w:r>
+          </w:p>
+        </w:tc>
+      </w:tr>
+      <w:tr>
+        <w:tc>
+          <w:tcPr>
+            <w:tcW w:type="dxa" w:w="2160"/>
+          </w:tcPr>
+          <w:p>
+            <w:pPr>
+              <w:spacing w:line="240" w:lineRule="auto" w:after="40"/>
+            </w:pPr>
+            <w:r>
+              <w:rPr>
+                <w:rFonts w:ascii="Times New Roman" w:hAnsi="Times New Roman"/>
+                <w:b w:val="0"/>
+                <w:sz w:val="22"/>
+              </w:rPr>
+              <w:t>Network</w:t>
+            </w:r>
+          </w:p>
+        </w:tc>
+        <w:tc>
+          <w:tcPr>
+            <w:tcW w:type="dxa" w:w="6336"/>
+          </w:tcPr>
+          <w:p>
+            <w:pPr>
+              <w:spacing w:line="240" w:lineRule="auto" w:after="40"/>
+            </w:pPr>
+            <w:r>
+              <w:rPr>
+                <w:rFonts w:ascii="Times New Roman" w:hAnsi="Times New Roman"/>
+                <w:b w:val="0"/>
+                <w:sz w:val="22"/>
+              </w:rPr>
+              <w:t>Needed for Google sign-in and for AI evaluation only. Every other feature works offline</w:t>
+            </w:r>
+          </w:p>
+        </w:tc>
+      </w:tr>
+      <w:tr>
+        <w:tc>
+          <w:tcPr>
+            <w:tcW w:type="dxa" w:w="2160"/>
+          </w:tcPr>
+          <w:p>
+            <w:pPr>
+              <w:spacing w:line="240" w:lineRule="auto" w:after="40"/>
+            </w:pPr>
+            <w:r>
+              <w:rPr>
+                <w:rFonts w:ascii="Times New Roman" w:hAnsi="Times New Roman"/>
+                <w:b w:val="0"/>
+                <w:sz w:val="22"/>
+              </w:rPr>
+              <w:t>Server</w:t>
+            </w:r>
+          </w:p>
+        </w:tc>
+        <w:tc>
+          <w:tcPr>
+            <w:tcW w:type="dxa" w:w="6336"/>
+          </w:tcPr>
+          <w:p>
+            <w:pPr>
+              <w:spacing w:line="240" w:lineRule="auto" w:after="40"/>
+            </w:pPr>
+            <w:r>
+              <w:rPr>
+                <w:rFonts w:ascii="Times New Roman" w:hAnsi="Times New Roman"/>
+                <w:b w:val="0"/>
+                <w:sz w:val="22"/>
+              </w:rPr>
+              <w:t>None. The database is a file and the application is one process</w:t>
+            </w:r>
+          </w:p>
+        </w:tc>
+      </w:tr>
+    </w:tbl>
+    <w:p/>
     <w:p>
       <w:pPr>
-        <w:pStyle w:val="Heading1"/>
+        <w:pStyle w:val="Heading2"/>
         <w:keepNext/>
         <w:pageBreakBefore w:val="0"/>
-        <w:spacing w:before="280" w:after="120" w:line="360" w:lineRule="auto"/>
+        <w:spacing w:before="200" w:after="120" w:line="360" w:lineRule="auto"/>
         <w:jc w:val="left"/>
       </w:pPr>
       <w:r>
@@ -2576,15 +3228,230 @@
           <w:b/>
           <w:sz w:val="28"/>
         </w:rPr>
-        <w:t>4. System Design</w:t>
+        <w:t>4.5 Feasibility and design considerations</w:t>
       </w:r>
     </w:p>
     <w:p>
       <w:pPr>
-        <w:pStyle w:val="Heading2"/>
+        <w:spacing w:line="360" w:lineRule="auto"/>
+        <w:jc w:val="both"/>
+      </w:pPr>
+      <w:r>
+        <w:rPr>
+          <w:rFonts w:ascii="Times New Roman" w:hAnsi="Times New Roman"/>
+          <w:sz w:val="24"/>
+        </w:rPr>
+        <w:t>The project was assessed for feasibility along four dimensions before the design was settled.</w:t>
+      </w:r>
+    </w:p>
+    <w:tbl>
+      <w:tblPr>
+        <w:tblStyle w:val="TableGrid"/>
+        <w:tblW w:type="auto" w:w="0"/>
+        <w:tblLook w:firstColumn="1" w:firstRow="1" w:lastColumn="0" w:lastRow="0" w:noHBand="0" w:noVBand="1" w:val="04A0"/>
+      </w:tblPr>
+      <w:tblGrid>
+        <w:gridCol w:w="4536"/>
+        <w:gridCol w:w="4536"/>
+      </w:tblGrid>
+      <w:tr>
+        <w:tc>
+          <w:tcPr>
+            <w:tcW w:type="dxa" w:w="1872"/>
+          </w:tcPr>
+          <w:p>
+            <w:pPr>
+              <w:spacing w:line="240" w:lineRule="auto" w:after="40"/>
+            </w:pPr>
+            <w:r>
+              <w:rPr>
+                <w:rFonts w:ascii="Times New Roman" w:hAnsi="Times New Roman"/>
+                <w:b/>
+                <w:sz w:val="22"/>
+              </w:rPr>
+              <w:t>Dimension</w:t>
+            </w:r>
+          </w:p>
+        </w:tc>
+        <w:tc>
+          <w:tcPr>
+            <w:tcW w:type="dxa" w:w="6624"/>
+          </w:tcPr>
+          <w:p>
+            <w:pPr>
+              <w:spacing w:line="240" w:lineRule="auto" w:after="40"/>
+            </w:pPr>
+            <w:r>
+              <w:rPr>
+                <w:rFonts w:ascii="Times New Roman" w:hAnsi="Times New Roman"/>
+                <w:b/>
+                <w:sz w:val="22"/>
+              </w:rPr>
+              <w:t>Assessment</w:t>
+            </w:r>
+          </w:p>
+        </w:tc>
+      </w:tr>
+      <w:tr>
+        <w:tc>
+          <w:tcPr>
+            <w:tcW w:type="dxa" w:w="1872"/>
+          </w:tcPr>
+          <w:p>
+            <w:pPr>
+              <w:spacing w:line="240" w:lineRule="auto" w:after="40"/>
+            </w:pPr>
+            <w:r>
+              <w:rPr>
+                <w:rFonts w:ascii="Times New Roman" w:hAnsi="Times New Roman"/>
+                <w:b w:val="0"/>
+                <w:sz w:val="22"/>
+              </w:rPr>
+              <w:t>Technical</w:t>
+            </w:r>
+          </w:p>
+        </w:tc>
+        <w:tc>
+          <w:tcPr>
+            <w:tcW w:type="dxa" w:w="6624"/>
+          </w:tcPr>
+          <w:p>
+            <w:pPr>
+              <w:spacing w:line="240" w:lineRule="auto" w:after="40"/>
+            </w:pPr>
+            <w:r>
+              <w:rPr>
+                <w:rFonts w:ascii="Times New Roman" w:hAnsi="Times New Roman"/>
+                <w:b w:val="0"/>
+                <w:sz w:val="22"/>
+              </w:rPr>
+              <w:t>The system is built from a single language and a small set of well-supported libraries, and runs as one process against a file-based database. There is no server to provision and no service to keep running, so it can be demonstrated on whichever machine is available.</w:t>
+            </w:r>
+          </w:p>
+        </w:tc>
+      </w:tr>
+      <w:tr>
+        <w:tc>
+          <w:tcPr>
+            <w:tcW w:type="dxa" w:w="1872"/>
+          </w:tcPr>
+          <w:p>
+            <w:pPr>
+              <w:spacing w:line="240" w:lineRule="auto" w:after="40"/>
+            </w:pPr>
+            <w:r>
+              <w:rPr>
+                <w:rFonts w:ascii="Times New Roman" w:hAnsi="Times New Roman"/>
+                <w:b w:val="0"/>
+                <w:sz w:val="22"/>
+              </w:rPr>
+              <w:t>Economic</w:t>
+            </w:r>
+          </w:p>
+        </w:tc>
+        <w:tc>
+          <w:tcPr>
+            <w:tcW w:type="dxa" w:w="6624"/>
+          </w:tcPr>
+          <w:p>
+            <w:pPr>
+              <w:spacing w:line="240" w:lineRule="auto" w:after="40"/>
+            </w:pPr>
+            <w:r>
+              <w:rPr>
+                <w:rFonts w:ascii="Times New Roman" w:hAnsi="Times New Roman"/>
+                <w:b w:val="0"/>
+                <w:sz w:val="22"/>
+              </w:rPr>
+              <w:t>Every component is open source or has a free tier. The only running cost is the language-model provider, and the system is designed to work without one: with no key configured, AI evaluation reports that it is unavailable and manual scoring, penalties, approval and the exports are unaffected.</w:t>
+            </w:r>
+          </w:p>
+        </w:tc>
+      </w:tr>
+      <w:tr>
+        <w:tc>
+          <w:tcPr>
+            <w:tcW w:type="dxa" w:w="1872"/>
+          </w:tcPr>
+          <w:p>
+            <w:pPr>
+              <w:spacing w:line="240" w:lineRule="auto" w:after="40"/>
+            </w:pPr>
+            <w:r>
+              <w:rPr>
+                <w:rFonts w:ascii="Times New Roman" w:hAnsi="Times New Roman"/>
+                <w:b w:val="0"/>
+                <w:sz w:val="22"/>
+              </w:rPr>
+              <w:t>Operational</w:t>
+            </w:r>
+          </w:p>
+        </w:tc>
+        <w:tc>
+          <w:tcPr>
+            <w:tcW w:type="dxa" w:w="6624"/>
+          </w:tcPr>
+          <w:p>
+            <w:pPr>
+              <w:spacing w:line="240" w:lineRule="auto" w:after="40"/>
+            </w:pPr>
+            <w:r>
+              <w:rPr>
+                <w:rFonts w:ascii="Times New Roman" w:hAnsi="Times New Roman"/>
+                <w:b w:val="0"/>
+                <w:sz w:val="22"/>
+              </w:rPr>
+              <w:t>The people who would use it already work this way — a guide writes a rubric and marks against it, and a student submits against it. The system changes the order in which those happen rather than asking anyone to adopt a new process.</w:t>
+            </w:r>
+          </w:p>
+        </w:tc>
+      </w:tr>
+      <w:tr>
+        <w:tc>
+          <w:tcPr>
+            <w:tcW w:type="dxa" w:w="1872"/>
+          </w:tcPr>
+          <w:p>
+            <w:pPr>
+              <w:spacing w:line="240" w:lineRule="auto" w:after="40"/>
+            </w:pPr>
+            <w:r>
+              <w:rPr>
+                <w:rFonts w:ascii="Times New Roman" w:hAnsi="Times New Roman"/>
+                <w:b w:val="0"/>
+                <w:sz w:val="22"/>
+              </w:rPr>
+              <w:t>Schedule</w:t>
+            </w:r>
+          </w:p>
+        </w:tc>
+        <w:tc>
+          <w:tcPr>
+            <w:tcW w:type="dxa" w:w="6624"/>
+          </w:tcPr>
+          <w:p>
+            <w:pPr>
+              <w:spacing w:line="240" w:lineRule="auto" w:after="40"/>
+            </w:pPr>
+            <w:r>
+              <w:rPr>
+                <w:rFonts w:ascii="Times New Roman" w:hAnsi="Times New Roman"/>
+                <w:b w:val="0"/>
+                <w:sz w:val="22"/>
+              </w:rPr>
+              <w:t>The work was divided into phases, each with its own exit condition, and the deterministic half was completed before the AI half began. That ordering meant a working, demonstrable system existed well before the more uncertain component was attempted.</w:t>
+            </w:r>
+          </w:p>
+        </w:tc>
+      </w:tr>
+    </w:tbl>
+    <w:p/>
+    <w:p>
+      <w:pPr>
+        <w:pStyle w:val="Heading1"/>
         <w:keepNext/>
         <w:pageBreakBefore w:val="0"/>
-        <w:spacing w:before="200" w:after="120" w:line="360" w:lineRule="auto"/>
+        <w:spacing w:before="280" w:after="120" w:line="360" w:lineRule="auto"/>
         <w:jc w:val="left"/>
       </w:pPr>
       <w:r>
@@ -2593,7 +3460,24 @@
           <w:b/>
           <w:sz w:val="28"/>
         </w:rPr>
-        <w:t>4.1 Architecture</w:t>
+        <w:t>5. System Architecture and Methodology</w:t>
+      </w:r>
+    </w:p>
+    <w:p>
+      <w:pPr>
+        <w:pStyle w:val="Heading2"/>
+        <w:keepNext/>
+        <w:pageBreakBefore w:val="0"/>
+        <w:spacing w:before="200" w:after="120" w:line="360" w:lineRule="auto"/>
+        <w:jc w:val="left"/>
+      </w:pPr>
+      <w:r>
+        <w:rPr>
+          <w:rFonts w:ascii="Times New Roman" w:hAnsi="Times New Roman"/>
+          <w:b/>
+          <w:sz w:val="28"/>
+        </w:rPr>
+        <w:t>5.1 Architecture</w:t>
       </w:r>
     </w:p>
     <w:p>
@@ -2674,7 +3558,7 @@
           <w:i/>
           <w:sz w:val="22"/>
         </w:rPr>
-        <w:t>Fig. 4.1 — System architecture</w:t>
+        <w:t>Fig. 5.1 — System architecture</w:t>
       </w:r>
     </w:p>
     <w:p>
@@ -2691,7 +3575,7 @@
           <w:b/>
           <w:sz w:val="28"/>
         </w:rPr>
-        <w:t>4.2 Use cases</w:t>
+        <w:t>5.2 Use cases</w:t>
       </w:r>
     </w:p>
     <w:p>
@@ -2772,7 +3656,7 @@
           <w:i/>
           <w:sz w:val="22"/>
         </w:rPr>
-        <w:t>Fig. 4.2 — Use-case diagram</w:t>
+        <w:t>Fig. 5.2 — Use-case diagram</w:t>
       </w:r>
     </w:p>
     <w:p>
@@ -2789,7 +3673,7 @@
           <w:b/>
           <w:sz w:val="28"/>
         </w:rPr>
-        <w:t>4.3 Data flow</w:t>
+        <w:t>5.3 Data flow</w:t>
       </w:r>
     </w:p>
     <w:p>
@@ -2870,7 +3754,7 @@
           <w:i/>
           <w:sz w:val="22"/>
         </w:rPr>
-        <w:t>Fig. 4.3 — Data flow diagram, level 0 (context)</w:t>
+        <w:t>Fig. 5.3 — Data flow diagram, level 0 (context)</w:t>
       </w:r>
     </w:p>
     <w:p>
@@ -2925,7 +3809,7 @@
           <w:i/>
           <w:sz w:val="22"/>
         </w:rPr>
-        <w:t>Fig. 4.4 — Data flow diagram, level 1</w:t>
+        <w:t>Fig. 5.4 — Data flow diagram, level 1</w:t>
       </w:r>
     </w:p>
     <w:p>
@@ -2942,7 +3826,7 @@
           <w:b/>
           <w:sz w:val="28"/>
         </w:rPr>
-        <w:t>4.4 Data model</w:t>
+        <w:t>5.4 Data model</w:t>
       </w:r>
     </w:p>
     <w:p>
@@ -3010,7 +3894,7 @@
           <w:i/>
           <w:sz w:val="22"/>
         </w:rPr>
-        <w:t>Fig. 4.5 — Entity–relationship overview</w:t>
+        <w:t>Fig. 5.5 — Entity–relationship overview</w:t>
       </w:r>
     </w:p>
     <w:p>
@@ -3027,7 +3911,7 @@
           <w:b/>
           <w:sz w:val="28"/>
         </w:rPr>
-        <w:t>4.5 Flow of work</w:t>
+        <w:t>5.5 Flow of work</w:t>
       </w:r>
     </w:p>
     <w:p>
@@ -3082,7 +3966,7 @@
           <w:i/>
           <w:sz w:val="22"/>
         </w:rPr>
-        <w:t>Fig. 4.6 — Flow of work in RubriQ</w:t>
+        <w:t>Fig. 5.6 — Flow of work in RubriQ</w:t>
       </w:r>
     </w:p>
     <w:p>
@@ -3099,7 +3983,7 @@
           <w:b/>
           <w:sz w:val="28"/>
         </w:rPr>
-        <w:t>4.6 Scoring</w:t>
+        <w:t>5.6 Scoring</w:t>
       </w:r>
     </w:p>
     <w:p>
@@ -3433,7 +4317,7 @@
           <w:b/>
           <w:sz w:val="28"/>
         </w:rPr>
-        <w:t>4.7 The AI layer</w:t>
+        <w:t>5.7 The AI layer</w:t>
       </w:r>
     </w:p>
     <w:p>
@@ -3527,7 +4411,7 @@
           <w:i/>
           <w:sz w:val="22"/>
         </w:rPr>
-        <w:t>Fig. 4.7 — Evaluation state machine, with both failure loops</w:t>
+        <w:t>Fig. 5.7 — Evaluation state machine, with both failure loops</w:t>
       </w:r>
     </w:p>
     <w:p>
@@ -3544,7 +4428,7 @@
           <w:b/>
           <w:sz w:val="28"/>
         </w:rPr>
-        <w:t>4.8 The evidence guard</w:t>
+        <w:t>5.8 The evidence guard</w:t>
       </w:r>
     </w:p>
     <w:p>
@@ -3600,7 +4484,7 @@
           <w:b/>
           <w:sz w:val="28"/>
         </w:rPr>
-        <w:t>5. Implementation</w:t>
+        <w:t>6. Implementation</w:t>
       </w:r>
     </w:p>
     <w:p>
@@ -3617,7 +4501,7 @@
           <w:b/>
           <w:sz w:val="28"/>
         </w:rPr>
-        <w:t>5.1 Module structure</w:t>
+        <w:t>6.1 Module structure</w:t>
       </w:r>
     </w:p>
     <w:tbl>
@@ -4064,7 +4948,7 @@
           <w:b/>
           <w:sz w:val="28"/>
         </w:rPr>
-        <w:t>5.2 Implementation notes</w:t>
+        <w:t>6.2 Implementation notes</w:t>
       </w:r>
     </w:p>
     <w:p>
@@ -4178,7 +5062,7 @@
           <w:b/>
           <w:sz w:val="28"/>
         </w:rPr>
-        <w:t>6. Testing</w:t>
+        <w:t>7. Testing</w:t>
       </w:r>
     </w:p>
     <w:p>
@@ -4195,7 +5079,7 @@
           <w:b/>
           <w:sz w:val="28"/>
         </w:rPr>
-        <w:t>6.1 Automated tests</w:t>
+        <w:t>7.1 Automated tests</w:t>
       </w:r>
     </w:p>
     <w:p>
@@ -5078,7 +5962,7 @@
           <w:b/>
           <w:sz w:val="28"/>
         </w:rPr>
-        <w:t>6.2 Tests that protect the design</w:t>
+        <w:t>7.2 Tests that protect the design</w:t>
       </w:r>
     </w:p>
     <w:p>
@@ -5153,7 +6037,7 @@
           <w:b/>
           <w:sz w:val="28"/>
         </w:rPr>
-        <w:t>6.3 Defects found and corrected</w:t>
+        <w:t>7.3 Defects found and corrected</w:t>
       </w:r>
     </w:p>
     <w:p>
@@ -5756,7 +6640,7 @@
           <w:b/>
           <w:sz w:val="28"/>
         </w:rPr>
-        <w:t>7. Results</w:t>
+        <w:t>8. Results</w:t>
       </w:r>
     </w:p>
     <w:p>
@@ -6102,7 +6986,7 @@
           <w:b/>
           <w:sz w:val="28"/>
         </w:rPr>
-        <w:t>7.1 A result not obtained</w:t>
+        <w:t>8.1 A result not obtained</w:t>
       </w:r>
     </w:p>
     <w:p>
@@ -6132,7 +7016,7 @@
           <w:b/>
           <w:sz w:val="28"/>
         </w:rPr>
-        <w:t>8. Conclusion and Future Scope</w:t>
+        <w:t>9. Conclusion and Future Scope</w:t>
       </w:r>
     </w:p>
     <w:p>
@@ -6149,7 +7033,7 @@
           <w:b/>
           <w:sz w:val="28"/>
         </w:rPr>
-        <w:t>8.1 Conclusion</w:t>
+        <w:t>9.1 Conclusion</w:t>
       </w:r>
     </w:p>
     <w:p>
@@ -6205,7 +7089,7 @@
           <w:b/>
           <w:sz w:val="28"/>
         </w:rPr>
-        <w:t>8.2 Limitations</w:t>
+        <w:t>9.2 Limitations</w:t>
       </w:r>
     </w:p>
     <w:tbl>
@@ -6576,7 +7460,7 @@
           <w:b/>
           <w:sz w:val="28"/>
         </w:rPr>
-        <w:t>8.3 Future scope</w:t>
+        <w:t>9.3 Future scope</w:t>
       </w:r>
     </w:p>
     <w:p>
@@ -6726,7 +7610,7 @@
           <w:b/>
           <w:sz w:val="28"/>
         </w:rPr>
-        <w:t>References</w:t>
+        <w:t>10. References</w:t>
       </w:r>
     </w:p>
     <w:p>

--- a/docs/report/RubriQ_Report.docx
+++ b/docs/report/RubriQ_Report.docx
@@ -453,7 +453,7 @@
           <w:rFonts w:ascii="Times New Roman" w:hAnsi="Times New Roman"/>
           <w:sz w:val="24"/>
         </w:rPr>
-        <w:t>The implementation is a single Streamlit application backed by SQLite, organised so that all domain logic is free of interface code, and is covered by 698 automated tests.</w:t>
+        <w:t>The implementation is a single Streamlit application backed by SQLite, organised so that all domain logic is free of interface code, and is covered by 700 automated tests.</w:t>
       </w:r>
     </w:p>
     <w:p>
@@ -3503,7 +3503,7 @@
           <w:rFonts w:ascii="Times New Roman" w:hAnsi="Times New Roman"/>
           <w:sz w:val="24"/>
         </w:rPr>
-        <w:t>The rule is worth the discipline for three reasons. The domain becomes testable without a browser, which is why 589 of the project's 698 tests need no interface at all. Access control becomes a property of a function signature — every service function takes the acting user as its first argument and filters the database query by it — rather than something the interface is trusted to do. And if Streamlit ever became the limiting factor, the interface could be replaced without rewriting the system.</w:t>
+        <w:t>The rule is worth the discipline for three reasons. The domain becomes testable without a browser, which is why 589 of the project's 700 tests need no interface at all. Access control becomes a property of a function signature — every service function takes the acting user as its first argument and filters the database query by it — rather than something the interface is trusted to do. And if Streamlit ever became the limiting factor, the interface could be replaced without rewriting the system.</w:t>
       </w:r>
     </w:p>
     <w:p>
@@ -5092,7 +5092,7 @@
           <w:rFonts w:ascii="Times New Roman" w:hAnsi="Times New Roman"/>
           <w:sz w:val="24"/>
         </w:rPr>
-        <w:t>The project has 698 automated tests, all passing. They are summarised by area below; the complete run is kept with the source code in docs/test-report.txt.</w:t>
+        <w:t>The project has 700 automated tests, all passing. They are summarised by area below; the complete run is kept with the source code in docs/test-report.txt.</w:t>
       </w:r>
     </w:p>
     <w:tbl>

--- a/docs/report/RubriQ_Report.docx
+++ b/docs/report/RubriQ_Report.docx
@@ -453,7 +453,7 @@
           <w:rFonts w:ascii="Times New Roman" w:hAnsi="Times New Roman"/>
           <w:sz w:val="24"/>
         </w:rPr>
-        <w:t>The implementation is a single Streamlit application backed by SQLite, organised so that all domain logic is free of interface code, and is covered by 700 automated tests.</w:t>
+        <w:t>The implementation is a single Streamlit application backed by SQLite, organised so that all domain logic is free of interface code, and is covered by 701 automated tests.</w:t>
       </w:r>
     </w:p>
     <w:p>
@@ -3503,7 +3503,7 @@
           <w:rFonts w:ascii="Times New Roman" w:hAnsi="Times New Roman"/>
           <w:sz w:val="24"/>
         </w:rPr>
-        <w:t>The rule is worth the discipline for three reasons. The domain becomes testable without a browser, which is why 589 of the project's 700 tests need no interface at all. Access control becomes a property of a function signature — every service function takes the acting user as its first argument and filters the database query by it — rather than something the interface is trusted to do. And if Streamlit ever became the limiting factor, the interface could be replaced without rewriting the system.</w:t>
+        <w:t>The rule is worth the discipline for three reasons. The domain becomes testable without a browser, which is why 589 of the project's 701 tests need no interface at all. Access control becomes a property of a function signature — every service function takes the acting user as its first argument and filters the database query by it — rather than something the interface is trusted to do. And if Streamlit ever became the limiting factor, the interface could be replaced without rewriting the system.</w:t>
       </w:r>
     </w:p>
     <w:p>
@@ -5092,7 +5092,7 @@
           <w:rFonts w:ascii="Times New Roman" w:hAnsi="Times New Roman"/>
           <w:sz w:val="24"/>
         </w:rPr>
-        <w:t>The project has 700 automated tests, all passing. They are summarised by area below; the complete run is kept with the source code in docs/test-report.txt.</w:t>
+        <w:t>The project has 701 automated tests, all passing. They are summarised by area below; the complete run is kept with the source code in docs/test-report.txt.</w:t>
       </w:r>
     </w:p>
     <w:tbl>

--- a/docs/report/RubriQ_Report.docx
+++ b/docs/report/RubriQ_Report.docx
@@ -6986,7 +6986,569 @@
           <w:b/>
           <w:sz w:val="28"/>
         </w:rPr>
-        <w:t>8.1 A result not obtained</w:t>
+        <w:t>8.1 Output screens</w:t>
+      </w:r>
+    </w:p>
+    <w:p>
+      <w:pPr>
+        <w:spacing w:line="360" w:lineRule="auto"/>
+        <w:jc w:val="both"/>
+      </w:pPr>
+      <w:r>
+        <w:rPr>
+          <w:rFonts w:ascii="Times New Roman" w:hAnsi="Times New Roman"/>
+          <w:sz w:val="24"/>
+        </w:rPr>
+        <w:t>The screens below are captured from the running system, in the order in which it is used. Each is evidence of one stage of the flow described in Chapter 5.</w:t>
+      </w:r>
+    </w:p>
+    <w:p>
+      <w:pPr>
+        <w:spacing w:line="360" w:lineRule="auto"/>
+        <w:jc w:val="both"/>
+      </w:pPr>
+      <w:r>
+        <w:rPr>
+          <w:rFonts w:ascii="Times New Roman" w:hAnsi="Times New Roman"/>
+          <w:b/>
+          <w:sz w:val="24"/>
+        </w:rPr>
+        <w:t xml:space="preserve">The authentication gate. </w:t>
+      </w:r>
+      <w:r>
+        <w:rPr>
+          <w:rFonts w:ascii="Times New Roman" w:hAnsi="Times New Roman"/>
+          <w:sz w:val="24"/>
+        </w:rPr>
+        <w:t>The only way into the system. Sign-in is through the institute's Google account, and the address is checked against the permitted domain on the server after Google returns it. The role — faculty or student — is then resolved from a list held by the institution, so a user cannot choose their own.</w:t>
+      </w:r>
+    </w:p>
+    <w:p>
+      <w:pPr>
+        <w:keepNext/>
+        <w:spacing w:before="120" w:after="80"/>
+        <w:jc w:val="center"/>
+      </w:pPr>
+      <w:r>
+        <w:drawing>
+          <wp:inline xmlns:a="http://schemas.openxmlformats.org/drawingml/2006/main" xmlns:pic="http://schemas.openxmlformats.org/drawingml/2006/picture">
+            <wp:extent cx="5212080" cy="2931795"/>
+            <wp:docPr id="8" name="Picture 8"/>
+            <wp:cNvGraphicFramePr>
+              <a:graphicFrameLocks noChangeAspect="1"/>
+            </wp:cNvGraphicFramePr>
+            <a:graphic>
+              <a:graphicData uri="http://schemas.openxmlformats.org/drawingml/2006/picture">
+                <pic:pic>
+                  <pic:nvPicPr>
+                    <pic:cNvPr id="0" name="01-sign-in.jpg"/>
+                    <pic:cNvPicPr/>
+                  </pic:nvPicPr>
+                  <pic:blipFill>
+                    <a:blip r:embed="rId17"/>
+                    <a:stretch>
+                      <a:fillRect/>
+                    </a:stretch>
+                  </pic:blipFill>
+                  <pic:spPr>
+                    <a:xfrm>
+                      <a:off x="0" y="0"/>
+                      <a:ext cx="5212080" cy="2931795"/>
+                    </a:xfrm>
+                    <a:prstGeom prst="rect"/>
+                  </pic:spPr>
+                </pic:pic>
+              </a:graphicData>
+            </a:graphic>
+          </wp:inline>
+        </w:drawing>
+      </w:r>
+    </w:p>
+    <w:p>
+      <w:pPr>
+        <w:spacing w:line="240" w:lineRule="auto" w:after="200"/>
+        <w:jc w:val="center"/>
+      </w:pPr>
+      <w:r>
+        <w:rPr>
+          <w:rFonts w:ascii="Times New Roman" w:hAnsi="Times New Roman"/>
+          <w:i/>
+          <w:sz w:val="22"/>
+        </w:rPr>
+        <w:t>Fig. 8.1 — The authentication gate</w:t>
+      </w:r>
+    </w:p>
+    <w:p>
+      <w:pPr>
+        <w:spacing w:line="360" w:lineRule="auto"/>
+        <w:jc w:val="both"/>
+      </w:pPr>
+      <w:r>
+        <w:rPr>
+          <w:rFonts w:ascii="Times New Roman" w:hAnsi="Times New Roman"/>
+          <w:b/>
+          <w:sz w:val="24"/>
+        </w:rPr>
+        <w:t xml:space="preserve">What is waiting for the guide. </w:t>
+      </w:r>
+      <w:r>
+        <w:rPr>
+          <w:rFonts w:ascii="Times New Roman" w:hAnsi="Times New Roman"/>
+          <w:sz w:val="24"/>
+        </w:rPr>
+        <w:t>Sixty-seven enrolled students and eighty-five rows awaiting a decision across both reviews. Each line under “Waiting on you” is a link to the page that resolves it. The progress bar below reports forty-nine of sixty-seven approved for the selected review.</w:t>
+      </w:r>
+    </w:p>
+    <w:p>
+      <w:pPr>
+        <w:keepNext/>
+        <w:spacing w:before="120" w:after="80"/>
+        <w:jc w:val="center"/>
+      </w:pPr>
+      <w:r>
+        <w:drawing>
+          <wp:inline xmlns:a="http://schemas.openxmlformats.org/drawingml/2006/main" xmlns:pic="http://schemas.openxmlformats.org/drawingml/2006/picture">
+            <wp:extent cx="5212080" cy="2931795"/>
+            <wp:docPr id="9" name="Picture 9"/>
+            <wp:cNvGraphicFramePr>
+              <a:graphicFrameLocks noChangeAspect="1"/>
+            </wp:cNvGraphicFramePr>
+            <a:graphic>
+              <a:graphicData uri="http://schemas.openxmlformats.org/drawingml/2006/picture">
+                <pic:pic>
+                  <pic:nvPicPr>
+                    <pic:cNvPr id="0" name="02-faculty-dashboard.jpg"/>
+                    <pic:cNvPicPr/>
+                  </pic:nvPicPr>
+                  <pic:blipFill>
+                    <a:blip r:embed="rId18"/>
+                    <a:stretch>
+                      <a:fillRect/>
+                    </a:stretch>
+                  </pic:blipFill>
+                  <pic:spPr>
+                    <a:xfrm>
+                      <a:off x="0" y="0"/>
+                      <a:ext cx="5212080" cy="2931795"/>
+                    </a:xfrm>
+                    <a:prstGeom prst="rect"/>
+                  </pic:spPr>
+                </pic:pic>
+              </a:graphicData>
+            </a:graphic>
+          </wp:inline>
+        </w:drawing>
+      </w:r>
+    </w:p>
+    <w:p>
+      <w:pPr>
+        <w:spacing w:line="240" w:lineRule="auto" w:after="200"/>
+        <w:jc w:val="center"/>
+      </w:pPr>
+      <w:r>
+        <w:rPr>
+          <w:rFonts w:ascii="Times New Roman" w:hAnsi="Times New Roman"/>
+          <w:i/>
+          <w:sz w:val="22"/>
+        </w:rPr>
+        <w:t>Fig. 8.2 — What is waiting for the guide</w:t>
+      </w:r>
+    </w:p>
+    <w:p>
+      <w:pPr>
+        <w:spacing w:line="360" w:lineRule="auto"/>
+        <w:jc w:val="both"/>
+      </w:pPr>
+      <w:r>
+        <w:rPr>
+          <w:rFonts w:ascii="Times New Roman" w:hAnsi="Times New Roman"/>
+          <w:b/>
+          <w:sz w:val="24"/>
+        </w:rPr>
+        <w:t xml:space="preserve">The published rubric, frozen. </w:t>
+      </w:r>
+      <w:r>
+        <w:rPr>
+          <w:rFonts w:ascii="Times New Roman" w:hAnsi="Times New Roman"/>
+          <w:sz w:val="24"/>
+        </w:rPr>
+        <w:t>The department's five criteria with the evidence each expects, and the two that are mandatory. The version is marked published and frozen: it cannot be edited in place, and the only way forward is “Edit as new version”, which leaves work already graded against this version valid.</w:t>
+      </w:r>
+    </w:p>
+    <w:p>
+      <w:pPr>
+        <w:keepNext/>
+        <w:spacing w:before="120" w:after="80"/>
+        <w:jc w:val="center"/>
+      </w:pPr>
+      <w:r>
+        <w:drawing>
+          <wp:inline xmlns:a="http://schemas.openxmlformats.org/drawingml/2006/main" xmlns:pic="http://schemas.openxmlformats.org/drawingml/2006/picture">
+            <wp:extent cx="5212080" cy="2931795"/>
+            <wp:docPr id="10" name="Picture 10"/>
+            <wp:cNvGraphicFramePr>
+              <a:graphicFrameLocks noChangeAspect="1"/>
+            </wp:cNvGraphicFramePr>
+            <a:graphic>
+              <a:graphicData uri="http://schemas.openxmlformats.org/drawingml/2006/picture">
+                <pic:pic>
+                  <pic:nvPicPr>
+                    <pic:cNvPr id="0" name="03-rubric-builder.jpg"/>
+                    <pic:cNvPicPr/>
+                  </pic:nvPicPr>
+                  <pic:blipFill>
+                    <a:blip r:embed="rId19"/>
+                    <a:stretch>
+                      <a:fillRect/>
+                    </a:stretch>
+                  </pic:blipFill>
+                  <pic:spPr>
+                    <a:xfrm>
+                      <a:off x="0" y="0"/>
+                      <a:ext cx="5212080" cy="2931795"/>
+                    </a:xfrm>
+                    <a:prstGeom prst="rect"/>
+                  </pic:spPr>
+                </pic:pic>
+              </a:graphicData>
+            </a:graphic>
+          </wp:inline>
+        </w:drawing>
+      </w:r>
+    </w:p>
+    <w:p>
+      <w:pPr>
+        <w:spacing w:line="240" w:lineRule="auto" w:after="200"/>
+        <w:jc w:val="center"/>
+      </w:pPr>
+      <w:r>
+        <w:rPr>
+          <w:rFonts w:ascii="Times New Roman" w:hAnsi="Times New Roman"/>
+          <w:i/>
+          <w:sz w:val="22"/>
+        </w:rPr>
+        <w:t>Fig. 8.3 — The published rubric, frozen</w:t>
+      </w:r>
+    </w:p>
+    <w:p>
+      <w:pPr>
+        <w:spacing w:line="360" w:lineRule="auto"/>
+        <w:jc w:val="both"/>
+      </w:pPr>
+      <w:r>
+        <w:rPr>
+          <w:rFonts w:ascii="Times New Roman" w:hAnsi="Times New Roman"/>
+          <w:b/>
+          <w:sz w:val="24"/>
+        </w:rPr>
+        <w:t xml:space="preserve">The next deadline, and where each review stands. </w:t>
+      </w:r>
+      <w:r>
+        <w:rPr>
+          <w:rFonts w:ascii="Times New Roman" w:hAnsi="Times New Roman"/>
+          <w:sz w:val="24"/>
+        </w:rPr>
+        <w:t>The countdown answers the question the page is opened to ask. Below it, each review carries its own status — submitted at version one, or not yet submitted — so the student never has to work it out from a date.</w:t>
+      </w:r>
+    </w:p>
+    <w:p>
+      <w:pPr>
+        <w:keepNext/>
+        <w:spacing w:before="120" w:after="80"/>
+        <w:jc w:val="center"/>
+      </w:pPr>
+      <w:r>
+        <w:drawing>
+          <wp:inline xmlns:a="http://schemas.openxmlformats.org/drawingml/2006/main" xmlns:pic="http://schemas.openxmlformats.org/drawingml/2006/picture">
+            <wp:extent cx="5212080" cy="2931795"/>
+            <wp:docPr id="11" name="Picture 11"/>
+            <wp:cNvGraphicFramePr>
+              <a:graphicFrameLocks noChangeAspect="1"/>
+            </wp:cNvGraphicFramePr>
+            <a:graphic>
+              <a:graphicData uri="http://schemas.openxmlformats.org/drawingml/2006/picture">
+                <pic:pic>
+                  <pic:nvPicPr>
+                    <pic:cNvPr id="0" name="04-student-dashboard.jpg"/>
+                    <pic:cNvPicPr/>
+                  </pic:nvPicPr>
+                  <pic:blipFill>
+                    <a:blip r:embed="rId20"/>
+                    <a:stretch>
+                      <a:fillRect/>
+                    </a:stretch>
+                  </pic:blipFill>
+                  <pic:spPr>
+                    <a:xfrm>
+                      <a:off x="0" y="0"/>
+                      <a:ext cx="5212080" cy="2931795"/>
+                    </a:xfrm>
+                    <a:prstGeom prst="rect"/>
+                  </pic:spPr>
+                </pic:pic>
+              </a:graphicData>
+            </a:graphic>
+          </wp:inline>
+        </w:drawing>
+      </w:r>
+    </w:p>
+    <w:p>
+      <w:pPr>
+        <w:spacing w:line="240" w:lineRule="auto" w:after="200"/>
+        <w:jc w:val="center"/>
+      </w:pPr>
+      <w:r>
+        <w:rPr>
+          <w:rFonts w:ascii="Times New Roman" w:hAnsi="Times New Roman"/>
+          <w:i/>
+          <w:sz w:val="22"/>
+        </w:rPr>
+        <w:t>Fig. 8.4 — The next deadline, and where each review stands</w:t>
+      </w:r>
+    </w:p>
+    <w:p>
+      <w:pPr>
+        <w:spacing w:line="360" w:lineRule="auto"/>
+        <w:jc w:val="both"/>
+      </w:pPr>
+      <w:r>
+        <w:rPr>
+          <w:rFonts w:ascii="Times New Roman" w:hAnsi="Times New Roman"/>
+          <w:b/>
+          <w:sz w:val="24"/>
+        </w:rPr>
+        <w:t xml:space="preserve">The rubric is shown before the upload box. </w:t>
+      </w:r>
+      <w:r>
+        <w:rPr>
+          <w:rFonts w:ascii="Times New Roman" w:hAnsi="Times New Roman"/>
+          <w:sz w:val="24"/>
+        </w:rPr>
+        <w:t>The central idea of the project, visible in one screen. “What you are being marked on” appears above “Your submission”, so the student reads the criteria before choosing a file rather than after being marked. The notice above it states the consequence of the deadline having passed before anything is confirmed.</w:t>
+      </w:r>
+    </w:p>
+    <w:p>
+      <w:pPr>
+        <w:keepNext/>
+        <w:spacing w:before="120" w:after="80"/>
+        <w:jc w:val="center"/>
+      </w:pPr>
+      <w:r>
+        <w:drawing>
+          <wp:inline xmlns:a="http://schemas.openxmlformats.org/drawingml/2006/main" xmlns:pic="http://schemas.openxmlformats.org/drawingml/2006/picture">
+            <wp:extent cx="5212080" cy="2931795"/>
+            <wp:docPr id="12" name="Picture 12"/>
+            <wp:cNvGraphicFramePr>
+              <a:graphicFrameLocks noChangeAspect="1"/>
+            </wp:cNvGraphicFramePr>
+            <a:graphic>
+              <a:graphicData uri="http://schemas.openxmlformats.org/drawingml/2006/picture">
+                <pic:pic>
+                  <pic:nvPicPr>
+                    <pic:cNvPr id="0" name="05-student-submit.jpg"/>
+                    <pic:cNvPicPr/>
+                  </pic:nvPicPr>
+                  <pic:blipFill>
+                    <a:blip r:embed="rId21"/>
+                    <a:stretch>
+                      <a:fillRect/>
+                    </a:stretch>
+                  </pic:blipFill>
+                  <pic:spPr>
+                    <a:xfrm>
+                      <a:off x="0" y="0"/>
+                      <a:ext cx="5212080" cy="2931795"/>
+                    </a:xfrm>
+                    <a:prstGeom prst="rect"/>
+                  </pic:spPr>
+                </pic:pic>
+              </a:graphicData>
+            </a:graphic>
+          </wp:inline>
+        </w:drawing>
+      </w:r>
+    </w:p>
+    <w:p>
+      <w:pPr>
+        <w:spacing w:line="240" w:lineRule="auto" w:after="200"/>
+        <w:jc w:val="center"/>
+      </w:pPr>
+      <w:r>
+        <w:rPr>
+          <w:rFonts w:ascii="Times New Roman" w:hAnsi="Times New Roman"/>
+          <w:i/>
+          <w:sz w:val="22"/>
+        </w:rPr>
+        <w:t>Fig. 8.5 — The rubric is shown before the upload box</w:t>
+      </w:r>
+    </w:p>
+    <w:p>
+      <w:pPr>
+        <w:spacing w:line="360" w:lineRule="auto"/>
+        <w:jc w:val="both"/>
+      </w:pPr>
+      <w:r>
+        <w:rPr>
+          <w:rFonts w:ascii="Times New Roman" w:hAnsi="Times New Roman"/>
+          <w:b/>
+          <w:sz w:val="24"/>
+        </w:rPr>
+        <w:t xml:space="preserve">One row per student, one column per criterion. </w:t>
+      </w:r>
+      <w:r>
+        <w:rPr>
+          <w:rFonts w:ascii="Times New Roman" w:hAnsi="Times New Roman"/>
+          <w:sz w:val="24"/>
+        </w:rPr>
+        <w:t>The centrepiece. Sixty-seven rows, eighteen flagged as needing a decision, forty-nine already approved. The status column distinguishes an estimate awaiting approval from an absence and from a student who never submitted — a non-submitter keeps a row rather than disappearing from the list.</w:t>
+      </w:r>
+    </w:p>
+    <w:p>
+      <w:pPr>
+        <w:keepNext/>
+        <w:spacing w:before="120" w:after="80"/>
+        <w:jc w:val="center"/>
+      </w:pPr>
+      <w:r>
+        <w:drawing>
+          <wp:inline xmlns:a="http://schemas.openxmlformats.org/drawingml/2006/main" xmlns:pic="http://schemas.openxmlformats.org/drawingml/2006/picture">
+            <wp:extent cx="5212080" cy="2931795"/>
+            <wp:docPr id="13" name="Picture 13"/>
+            <wp:cNvGraphicFramePr>
+              <a:graphicFrameLocks noChangeAspect="1"/>
+            </wp:cNvGraphicFramePr>
+            <a:graphic>
+              <a:graphicData uri="http://schemas.openxmlformats.org/drawingml/2006/picture">
+                <pic:pic>
+                  <pic:nvPicPr>
+                    <pic:cNvPr id="0" name="06-review-grid.jpg"/>
+                    <pic:cNvPicPr/>
+                  </pic:nvPicPr>
+                  <pic:blipFill>
+                    <a:blip r:embed="rId22"/>
+                    <a:stretch>
+                      <a:fillRect/>
+                    </a:stretch>
+                  </pic:blipFill>
+                  <pic:spPr>
+                    <a:xfrm>
+                      <a:off x="0" y="0"/>
+                      <a:ext cx="5212080" cy="2931795"/>
+                    </a:xfrm>
+                    <a:prstGeom prst="rect"/>
+                  </pic:spPr>
+                </pic:pic>
+              </a:graphicData>
+            </a:graphic>
+          </wp:inline>
+        </w:drawing>
+      </w:r>
+    </w:p>
+    <w:p>
+      <w:pPr>
+        <w:spacing w:line="240" w:lineRule="auto" w:after="200"/>
+        <w:jc w:val="center"/>
+      </w:pPr>
+      <w:r>
+        <w:rPr>
+          <w:rFonts w:ascii="Times New Roman" w:hAnsi="Times New Roman"/>
+          <w:i/>
+          <w:sz w:val="22"/>
+        </w:rPr>
+        <w:t>Fig. 8.6 — One row per student, one column per criterion</w:t>
+      </w:r>
+    </w:p>
+    <w:p>
+      <w:pPr>
+        <w:spacing w:line="360" w:lineRule="auto"/>
+        <w:jc w:val="both"/>
+      </w:pPr>
+      <w:r>
+        <w:rPr>
+          <w:rFonts w:ascii="Times New Roman" w:hAnsi="Times New Roman"/>
+          <w:b/>
+          <w:sz w:val="24"/>
+        </w:rPr>
+        <w:t xml:space="preserve">The cohort, and the department's grading scale. </w:t>
+      </w:r>
+      <w:r>
+        <w:rPr>
+          <w:rFonts w:ascii="Times New Roman" w:hAnsi="Times New Roman"/>
+          <w:sz w:val="24"/>
+        </w:rPr>
+        <w:t>The distribution of marks out of twenty-five, with absent students excluded because an absence is a status and not a mark of zero. Below it the department's published bands — Excellent, Good, Satisfactory, Needs Improvement, Poor — applied to this review's marks.</w:t>
+      </w:r>
+    </w:p>
+    <w:p>
+      <w:pPr>
+        <w:keepNext/>
+        <w:spacing w:before="120" w:after="80"/>
+        <w:jc w:val="center"/>
+      </w:pPr>
+      <w:r>
+        <w:drawing>
+          <wp:inline xmlns:a="http://schemas.openxmlformats.org/drawingml/2006/main" xmlns:pic="http://schemas.openxmlformats.org/drawingml/2006/picture">
+            <wp:extent cx="5212080" cy="2931795"/>
+            <wp:docPr id="14" name="Picture 14"/>
+            <wp:cNvGraphicFramePr>
+              <a:graphicFrameLocks noChangeAspect="1"/>
+            </wp:cNvGraphicFramePr>
+            <a:graphic>
+              <a:graphicData uri="http://schemas.openxmlformats.org/drawingml/2006/picture">
+                <pic:pic>
+                  <pic:nvPicPr>
+                    <pic:cNvPr id="0" name="07-reports.jpg"/>
+                    <pic:cNvPicPr/>
+                  </pic:nvPicPr>
+                  <pic:blipFill>
+                    <a:blip r:embed="rId23"/>
+                    <a:stretch>
+                      <a:fillRect/>
+                    </a:stretch>
+                  </pic:blipFill>
+                  <pic:spPr>
+                    <a:xfrm>
+                      <a:off x="0" y="0"/>
+                      <a:ext cx="5212080" cy="2931795"/>
+                    </a:xfrm>
+                    <a:prstGeom prst="rect"/>
+                  </pic:spPr>
+                </pic:pic>
+              </a:graphicData>
+            </a:graphic>
+          </wp:inline>
+        </w:drawing>
+      </w:r>
+    </w:p>
+    <w:p>
+      <w:pPr>
+        <w:spacing w:line="240" w:lineRule="auto" w:after="200"/>
+        <w:jc w:val="center"/>
+      </w:pPr>
+      <w:r>
+        <w:rPr>
+          <w:rFonts w:ascii="Times New Roman" w:hAnsi="Times New Roman"/>
+          <w:i/>
+          <w:sz w:val="22"/>
+        </w:rPr>
+        <w:t>Fig. 8.7 — The cohort, and the department's grading scale</w:t>
+      </w:r>
+    </w:p>
+    <w:p>
+      <w:pPr>
+        <w:pStyle w:val="Heading2"/>
+        <w:keepNext/>
+        <w:pageBreakBefore w:val="0"/>
+        <w:spacing w:before="200" w:after="120" w:line="360" w:lineRule="auto"/>
+        <w:jc w:val="left"/>
+      </w:pPr>
+      <w:r>
+        <w:rPr>
+          <w:rFonts w:ascii="Times New Roman" w:hAnsi="Times New Roman"/>
+          <w:b/>
+          <w:sz w:val="28"/>
+        </w:rPr>
+        <w:t>8.2 A result not obtained</w:t>
       </w:r>
     </w:p>
     <w:p>

--- a/docs/report/RubriQ_Report.docx
+++ b/docs/report/RubriQ_Report.docx
@@ -453,7 +453,7 @@
           <w:rFonts w:ascii="Times New Roman" w:hAnsi="Times New Roman"/>
           <w:sz w:val="24"/>
         </w:rPr>
-        <w:t>The implementation is a single Streamlit application backed by SQLite, organised so that all domain logic is free of interface code, and is covered by 701 automated tests.</w:t>
+        <w:t>The implementation is a single Streamlit application backed by SQLite, organised so that all domain logic is free of interface code, and is covered by 756 automated tests.</w:t>
       </w:r>
     </w:p>
     <w:p>
@@ -3503,7 +3503,7 @@
           <w:rFonts w:ascii="Times New Roman" w:hAnsi="Times New Roman"/>
           <w:sz w:val="24"/>
         </w:rPr>
-        <w:t>The rule is worth the discipline for three reasons. The domain becomes testable without a browser, which is why 589 of the project's 701 tests need no interface at all. Access control becomes a property of a function signature — every service function takes the acting user as its first argument and filters the database query by it — rather than something the interface is trusted to do. And if Streamlit ever became the limiting factor, the interface could be replaced without rewriting the system.</w:t>
+        <w:t>The rule is worth the discipline for three reasons. The domain becomes testable without a browser, which is why 589 of the project's 756 tests need no interface at all. Access control becomes a property of a function signature — every service function takes the acting user as its first argument and filters the database query by it — rather than something the interface is trusted to do. And if Streamlit ever became the limiting factor, the interface could be replaced without rewriting the system.</w:t>
       </w:r>
     </w:p>
     <w:p>
@@ -5092,7 +5092,7 @@
           <w:rFonts w:ascii="Times New Roman" w:hAnsi="Times New Roman"/>
           <w:sz w:val="24"/>
         </w:rPr>
-        <w:t>The project has 701 automated tests, all passing. They are summarised by area below; the complete run is kept with the source code in docs/test-report.txt.</w:t>
+        <w:t>The project has 756 automated tests, all passing. They are summarised by area below; the complete run is kept with the source code in docs/test-report.txt.</w:t>
       </w:r>
     </w:p>
     <w:tbl>
